--- a/3.Tree/14.DFS - Recursive Inorder Traversal.docx
+++ b/3.Tree/14.DFS - Recursive Inorder Traversal.docx
@@ -569,6 +569,4921 @@
         <w:t>}</w:t>
       </w:r>
     </w:p>
+    <w:p/>
+    <w:p/>
+    <w:p/>
+    <w:p/>
+    <w:p/>
+    <w:p/>
+    <w:p>
+      <w:pPr>
+        <w:rPr>
+          <w:b/>
+          <w:bCs/>
+        </w:rPr>
+      </w:pPr>
+      <w:r>
+        <w:rPr>
+          <w:b/>
+          <w:bCs/>
+        </w:rPr>
+        <w:lastRenderedPageBreak/>
+        <w:t>LC#98 VALIDATE BINARY SEARCH TREE</w:t>
+      </w:r>
+    </w:p>
+    <w:p>
+      <w:pPr>
+        <w:rPr>
+          <w:b/>
+          <w:bCs/>
+        </w:rPr>
+      </w:pPr>
+      <w:r>
+        <w:rPr>
+          <w:b/>
+          <w:bCs/>
+        </w:rPr>
+        <w:t>Given the root of a binary tree, </w:t>
+      </w:r>
+      <w:r>
+        <w:rPr>
+          <w:b/>
+          <w:bCs/>
+          <w:i/>
+          <w:iCs/>
+        </w:rPr>
+        <w:t>determine if it is a valid binary search tree (BST)</w:t>
+      </w:r>
+      <w:r>
+        <w:rPr>
+          <w:b/>
+          <w:bCs/>
+        </w:rPr>
+        <w:t>.</w:t>
+      </w:r>
+    </w:p>
+    <w:p>
+      <w:pPr>
+        <w:rPr>
+          <w:b/>
+          <w:bCs/>
+        </w:rPr>
+      </w:pPr>
+      <w:r>
+        <w:rPr>
+          <w:b/>
+          <w:bCs/>
+        </w:rPr>
+        <w:t>A valid BST is defined as follows:</w:t>
+      </w:r>
+    </w:p>
+    <w:p>
+      <w:pPr>
+        <w:numPr>
+          <w:ilvl w:val="0"/>
+          <w:numId w:val="1"/>
+        </w:numPr>
+        <w:rPr>
+          <w:b/>
+          <w:bCs/>
+        </w:rPr>
+      </w:pPr>
+      <w:r>
+        <w:rPr>
+          <w:b/>
+          <w:bCs/>
+        </w:rPr>
+        <w:t>The left subtree of a node contains only nodes with keys strictly less than the node's key.</w:t>
+      </w:r>
+    </w:p>
+    <w:p>
+      <w:pPr>
+        <w:numPr>
+          <w:ilvl w:val="0"/>
+          <w:numId w:val="1"/>
+        </w:numPr>
+        <w:rPr>
+          <w:b/>
+          <w:bCs/>
+        </w:rPr>
+      </w:pPr>
+      <w:r>
+        <w:rPr>
+          <w:b/>
+          <w:bCs/>
+        </w:rPr>
+        <w:t>The right subtree of a node contains only nodes with keys strictly greater than the node's key.</w:t>
+      </w:r>
+    </w:p>
+    <w:p>
+      <w:pPr>
+        <w:numPr>
+          <w:ilvl w:val="0"/>
+          <w:numId w:val="1"/>
+        </w:numPr>
+        <w:rPr>
+          <w:b/>
+          <w:bCs/>
+        </w:rPr>
+      </w:pPr>
+      <w:r>
+        <w:rPr>
+          <w:b/>
+          <w:bCs/>
+        </w:rPr>
+        <w:t>Both the left and right subtrees must also be binary search trees.</w:t>
+      </w:r>
+    </w:p>
+    <w:p>
+      <w:pPr>
+        <w:rPr>
+          <w:b/>
+          <w:bCs/>
+        </w:rPr>
+      </w:pPr>
+      <w:r>
+        <w:rPr>
+          <w:b/>
+          <w:bCs/>
+        </w:rPr>
+        <w:t> </w:t>
+      </w:r>
+    </w:p>
+    <w:p>
+      <w:pPr>
+        <w:rPr>
+          <w:b/>
+          <w:bCs/>
+        </w:rPr>
+      </w:pPr>
+      <w:r>
+        <w:rPr>
+          <w:b/>
+          <w:bCs/>
+        </w:rPr>
+        <w:t>Example 1:</w:t>
+      </w:r>
+    </w:p>
+    <w:p>
+      <w:pPr>
+        <w:rPr>
+          <w:b/>
+          <w:bCs/>
+        </w:rPr>
+      </w:pPr>
+      <w:r>
+        <w:rPr>
+          <w:b/>
+          <w:bCs/>
+        </w:rPr>
+        <w:drawing>
+          <wp:inline distT="0" distB="0" distL="0" distR="0" wp14:anchorId="19DA72E4" wp14:editId="305DCF44">
+            <wp:extent cx="2876550" cy="1733550"/>
+            <wp:effectExtent l="0" t="0" r="0" b="0"/>
+            <wp:docPr id="1126284167" name="Picture 4"/>
+            <wp:cNvGraphicFramePr>
+              <a:graphicFrameLocks xmlns:a="http://schemas.openxmlformats.org/drawingml/2006/main" noChangeAspect="1"/>
+            </wp:cNvGraphicFramePr>
+            <a:graphic xmlns:a="http://schemas.openxmlformats.org/drawingml/2006/main">
+              <a:graphicData uri="http://schemas.openxmlformats.org/drawingml/2006/picture">
+                <pic:pic xmlns:pic="http://schemas.openxmlformats.org/drawingml/2006/picture">
+                  <pic:nvPicPr>
+                    <pic:cNvPr id="0" name="Picture 11"/>
+                    <pic:cNvPicPr>
+                      <a:picLocks noChangeAspect="1" noChangeArrowheads="1"/>
+                    </pic:cNvPicPr>
+                  </pic:nvPicPr>
+                  <pic:blipFill>
+                    <a:blip r:embed="rId5">
+                      <a:extLst>
+                        <a:ext uri="{28A0092B-C50C-407E-A947-70E740481C1C}">
+                          <a14:useLocalDpi xmlns:a14="http://schemas.microsoft.com/office/drawing/2010/main" val="0"/>
+                        </a:ext>
+                      </a:extLst>
+                    </a:blip>
+                    <a:srcRect/>
+                    <a:stretch>
+                      <a:fillRect/>
+                    </a:stretch>
+                  </pic:blipFill>
+                  <pic:spPr bwMode="auto">
+                    <a:xfrm>
+                      <a:off x="0" y="0"/>
+                      <a:ext cx="2876550" cy="1733550"/>
+                    </a:xfrm>
+                    <a:prstGeom prst="rect">
+                      <a:avLst/>
+                    </a:prstGeom>
+                    <a:noFill/>
+                    <a:ln>
+                      <a:noFill/>
+                    </a:ln>
+                  </pic:spPr>
+                </pic:pic>
+              </a:graphicData>
+            </a:graphic>
+          </wp:inline>
+        </w:drawing>
+      </w:r>
+    </w:p>
+    <w:p>
+      <w:pPr>
+        <w:rPr>
+          <w:b/>
+          <w:bCs/>
+        </w:rPr>
+      </w:pPr>
+      <w:r>
+        <w:rPr>
+          <w:b/>
+          <w:bCs/>
+        </w:rPr>
+        <w:t>Input: root = [2,1,3]</w:t>
+      </w:r>
+    </w:p>
+    <w:p>
+      <w:pPr>
+        <w:rPr>
+          <w:b/>
+          <w:bCs/>
+        </w:rPr>
+      </w:pPr>
+      <w:r>
+        <w:rPr>
+          <w:b/>
+          <w:bCs/>
+        </w:rPr>
+        <w:t>Output: true</w:t>
+      </w:r>
+    </w:p>
+    <w:p>
+      <w:pPr>
+        <w:rPr>
+          <w:b/>
+          <w:bCs/>
+        </w:rPr>
+      </w:pPr>
+      <w:r>
+        <w:rPr>
+          <w:b/>
+          <w:bCs/>
+        </w:rPr>
+        <w:t>Example 2:</w:t>
+      </w:r>
+    </w:p>
+    <w:p>
+      <w:pPr>
+        <w:rPr>
+          <w:b/>
+          <w:bCs/>
+        </w:rPr>
+      </w:pPr>
+      <w:r>
+        <w:rPr>
+          <w:b/>
+          <w:bCs/>
+        </w:rPr>
+        <w:drawing>
+          <wp:inline distT="0" distB="0" distL="0" distR="0" wp14:anchorId="6C76430E" wp14:editId="3C6403A6">
+            <wp:extent cx="4019550" cy="2781300"/>
+            <wp:effectExtent l="0" t="0" r="0" b="0"/>
+            <wp:docPr id="2003516985" name="Picture 3"/>
+            <wp:cNvGraphicFramePr>
+              <a:graphicFrameLocks xmlns:a="http://schemas.openxmlformats.org/drawingml/2006/main" noChangeAspect="1"/>
+            </wp:cNvGraphicFramePr>
+            <a:graphic xmlns:a="http://schemas.openxmlformats.org/drawingml/2006/main">
+              <a:graphicData uri="http://schemas.openxmlformats.org/drawingml/2006/picture">
+                <pic:pic xmlns:pic="http://schemas.openxmlformats.org/drawingml/2006/picture">
+                  <pic:nvPicPr>
+                    <pic:cNvPr id="0" name="Picture 12"/>
+                    <pic:cNvPicPr>
+                      <a:picLocks noChangeAspect="1" noChangeArrowheads="1"/>
+                    </pic:cNvPicPr>
+                  </pic:nvPicPr>
+                  <pic:blipFill>
+                    <a:blip r:embed="rId6">
+                      <a:extLst>
+                        <a:ext uri="{28A0092B-C50C-407E-A947-70E740481C1C}">
+                          <a14:useLocalDpi xmlns:a14="http://schemas.microsoft.com/office/drawing/2010/main" val="0"/>
+                        </a:ext>
+                      </a:extLst>
+                    </a:blip>
+                    <a:srcRect/>
+                    <a:stretch>
+                      <a:fillRect/>
+                    </a:stretch>
+                  </pic:blipFill>
+                  <pic:spPr bwMode="auto">
+                    <a:xfrm>
+                      <a:off x="0" y="0"/>
+                      <a:ext cx="4019550" cy="2781300"/>
+                    </a:xfrm>
+                    <a:prstGeom prst="rect">
+                      <a:avLst/>
+                    </a:prstGeom>
+                    <a:noFill/>
+                    <a:ln>
+                      <a:noFill/>
+                    </a:ln>
+                  </pic:spPr>
+                </pic:pic>
+              </a:graphicData>
+            </a:graphic>
+          </wp:inline>
+        </w:drawing>
+      </w:r>
+    </w:p>
+    <w:p>
+      <w:pPr>
+        <w:rPr>
+          <w:b/>
+          <w:bCs/>
+        </w:rPr>
+      </w:pPr>
+      <w:r>
+        <w:rPr>
+          <w:b/>
+          <w:bCs/>
+        </w:rPr>
+        <w:lastRenderedPageBreak/>
+        <w:t>Input: root = [5,1,4,null,null,3,6]</w:t>
+      </w:r>
+    </w:p>
+    <w:p>
+      <w:pPr>
+        <w:rPr>
+          <w:b/>
+          <w:bCs/>
+        </w:rPr>
+      </w:pPr>
+      <w:r>
+        <w:rPr>
+          <w:b/>
+          <w:bCs/>
+        </w:rPr>
+        <w:t>Output: false</w:t>
+      </w:r>
+    </w:p>
+    <w:p>
+      <w:pPr>
+        <w:rPr>
+          <w:b/>
+          <w:bCs/>
+        </w:rPr>
+      </w:pPr>
+      <w:r>
+        <w:rPr>
+          <w:b/>
+          <w:bCs/>
+        </w:rPr>
+        <w:t>Explanation: The root node's value is 5 but its right child's value is 4.</w:t>
+      </w:r>
+    </w:p>
+    <w:p>
+      <w:pPr>
+        <w:rPr>
+          <w:b/>
+          <w:bCs/>
+        </w:rPr>
+      </w:pPr>
+      <w:r>
+        <w:rPr>
+          <w:b/>
+          <w:bCs/>
+        </w:rPr>
+        <w:t>APP:</w:t>
+      </w:r>
+    </w:p>
+    <w:p>
+      <w:pPr>
+        <w:rPr>
+          <w:b/>
+          <w:bCs/>
+        </w:rPr>
+      </w:pPr>
+      <w:r>
+        <w:rPr>
+          <w:b/>
+          <w:bCs/>
+        </w:rPr>
+        <w:t xml:space="preserve">-&gt;this is like intervals </w:t>
+      </w:r>
+      <w:proofErr w:type="spellStart"/>
+      <w:r>
+        <w:rPr>
+          <w:b/>
+          <w:bCs/>
+        </w:rPr>
+        <w:t>kinda</w:t>
+      </w:r>
+      <w:proofErr w:type="spellEnd"/>
+      <w:r>
+        <w:rPr>
+          <w:b/>
+          <w:bCs/>
+        </w:rPr>
+        <w:t xml:space="preserve"> thing when left (min , </w:t>
+      </w:r>
+      <w:proofErr w:type="spellStart"/>
+      <w:r>
+        <w:rPr>
+          <w:b/>
+          <w:bCs/>
+        </w:rPr>
+        <w:t>val</w:t>
+      </w:r>
+      <w:proofErr w:type="spellEnd"/>
+      <w:r>
+        <w:rPr>
+          <w:b/>
+          <w:bCs/>
+        </w:rPr>
+        <w:t>) when right (</w:t>
+      </w:r>
+      <w:proofErr w:type="spellStart"/>
+      <w:r>
+        <w:rPr>
+          <w:b/>
+          <w:bCs/>
+        </w:rPr>
+        <w:t>val</w:t>
+      </w:r>
+      <w:proofErr w:type="spellEnd"/>
+      <w:r>
+        <w:rPr>
+          <w:b/>
+          <w:bCs/>
+        </w:rPr>
+        <w:t xml:space="preserve"> , max)such that no out of bounds if </w:t>
+      </w:r>
+      <w:proofErr w:type="gramStart"/>
+      <w:r>
+        <w:rPr>
+          <w:b/>
+          <w:bCs/>
+        </w:rPr>
+        <w:t>so</w:t>
+      </w:r>
+      <w:proofErr w:type="gramEnd"/>
+      <w:r>
+        <w:rPr>
+          <w:b/>
+          <w:bCs/>
+        </w:rPr>
+        <w:t xml:space="preserve"> return false</w:t>
+      </w:r>
+    </w:p>
+    <w:p>
+      <w:pPr>
+        <w:rPr>
+          <w:b/>
+          <w:bCs/>
+        </w:rPr>
+      </w:pPr>
+      <w:r>
+        <w:rPr>
+          <w:b/>
+          <w:bCs/>
+        </w:rPr>
+        <w:t>CODE:</w:t>
+      </w:r>
+      <w:r>
+        <w:rPr>
+          <w:b/>
+          <w:bCs/>
+        </w:rPr>
+        <w:t xml:space="preserve"> TC:O(N) SC : O(N)</w:t>
+      </w:r>
+    </w:p>
+    <w:p>
+      <w:pPr>
+        <w:rPr>
+          <w:b/>
+          <w:bCs/>
+        </w:rPr>
+      </w:pPr>
+      <w:r>
+        <w:rPr>
+          <w:b/>
+          <w:bCs/>
+        </w:rPr>
+        <w:t>class Solution {</w:t>
+      </w:r>
+    </w:p>
+    <w:p>
+      <w:pPr>
+        <w:rPr>
+          <w:b/>
+          <w:bCs/>
+        </w:rPr>
+      </w:pPr>
+    </w:p>
+    <w:p>
+      <w:pPr>
+        <w:rPr>
+          <w:b/>
+          <w:bCs/>
+        </w:rPr>
+      </w:pPr>
+      <w:r>
+        <w:rPr>
+          <w:b/>
+          <w:bCs/>
+        </w:rPr>
+        <w:t xml:space="preserve">    public </w:t>
+      </w:r>
+      <w:proofErr w:type="spellStart"/>
+      <w:r>
+        <w:rPr>
+          <w:b/>
+          <w:bCs/>
+        </w:rPr>
+        <w:t>boolean</w:t>
+      </w:r>
+      <w:proofErr w:type="spellEnd"/>
+      <w:r>
+        <w:rPr>
+          <w:b/>
+          <w:bCs/>
+        </w:rPr>
+        <w:t xml:space="preserve"> </w:t>
+      </w:r>
+      <w:proofErr w:type="spellStart"/>
+      <w:r>
+        <w:rPr>
+          <w:b/>
+          <w:bCs/>
+        </w:rPr>
+        <w:t>checkBST</w:t>
+      </w:r>
+      <w:proofErr w:type="spellEnd"/>
+      <w:r>
+        <w:rPr>
+          <w:b/>
+          <w:bCs/>
+        </w:rPr>
+        <w:t>(</w:t>
+      </w:r>
+      <w:proofErr w:type="spellStart"/>
+      <w:r>
+        <w:rPr>
+          <w:b/>
+          <w:bCs/>
+        </w:rPr>
+        <w:t>TreeNode</w:t>
+      </w:r>
+      <w:proofErr w:type="spellEnd"/>
+      <w:r>
+        <w:rPr>
+          <w:b/>
+          <w:bCs/>
+        </w:rPr>
+        <w:t xml:space="preserve"> root , long min , long max)</w:t>
+      </w:r>
+    </w:p>
+    <w:p>
+      <w:pPr>
+        <w:rPr>
+          <w:b/>
+          <w:bCs/>
+        </w:rPr>
+      </w:pPr>
+      <w:r>
+        <w:rPr>
+          <w:b/>
+          <w:bCs/>
+        </w:rPr>
+        <w:t>    {</w:t>
+      </w:r>
+    </w:p>
+    <w:p>
+      <w:pPr>
+        <w:rPr>
+          <w:b/>
+          <w:bCs/>
+        </w:rPr>
+      </w:pPr>
+      <w:r>
+        <w:rPr>
+          <w:b/>
+          <w:bCs/>
+        </w:rPr>
+        <w:t>        if(root==null)</w:t>
+      </w:r>
+    </w:p>
+    <w:p>
+      <w:pPr>
+        <w:rPr>
+          <w:b/>
+          <w:bCs/>
+        </w:rPr>
+      </w:pPr>
+      <w:r>
+        <w:rPr>
+          <w:b/>
+          <w:bCs/>
+        </w:rPr>
+        <w:t>            return true;</w:t>
+      </w:r>
+    </w:p>
+    <w:p>
+      <w:pPr>
+        <w:rPr>
+          <w:b/>
+          <w:bCs/>
+        </w:rPr>
+      </w:pPr>
+    </w:p>
+    <w:p>
+      <w:pPr>
+        <w:rPr>
+          <w:b/>
+          <w:bCs/>
+        </w:rPr>
+      </w:pPr>
+      <w:r>
+        <w:rPr>
+          <w:b/>
+          <w:bCs/>
+        </w:rPr>
+        <w:t>        if(</w:t>
+      </w:r>
+      <w:proofErr w:type="spellStart"/>
+      <w:r>
+        <w:rPr>
+          <w:b/>
+          <w:bCs/>
+        </w:rPr>
+        <w:t>root.val</w:t>
+      </w:r>
+      <w:proofErr w:type="spellEnd"/>
+      <w:r>
+        <w:rPr>
+          <w:b/>
+          <w:bCs/>
+        </w:rPr>
+        <w:t>&lt;=min ||</w:t>
+      </w:r>
+      <w:proofErr w:type="spellStart"/>
+      <w:r>
+        <w:rPr>
+          <w:b/>
+          <w:bCs/>
+        </w:rPr>
+        <w:t>root.val</w:t>
+      </w:r>
+      <w:proofErr w:type="spellEnd"/>
+      <w:r>
+        <w:rPr>
+          <w:b/>
+          <w:bCs/>
+        </w:rPr>
+        <w:t>&gt;=max)</w:t>
+      </w:r>
+    </w:p>
+    <w:p>
+      <w:pPr>
+        <w:rPr>
+          <w:b/>
+          <w:bCs/>
+        </w:rPr>
+      </w:pPr>
+      <w:r>
+        <w:rPr>
+          <w:b/>
+          <w:bCs/>
+        </w:rPr>
+        <w:t>            return false;</w:t>
+      </w:r>
+    </w:p>
+    <w:p>
+      <w:pPr>
+        <w:rPr>
+          <w:b/>
+          <w:bCs/>
+        </w:rPr>
+      </w:pPr>
+      <w:r>
+        <w:rPr>
+          <w:b/>
+          <w:bCs/>
+        </w:rPr>
+        <w:t xml:space="preserve">        </w:t>
+      </w:r>
+    </w:p>
+    <w:p>
+      <w:pPr>
+        <w:rPr>
+          <w:b/>
+          <w:bCs/>
+        </w:rPr>
+      </w:pPr>
+      <w:r>
+        <w:rPr>
+          <w:b/>
+          <w:bCs/>
+        </w:rPr>
+        <w:t xml:space="preserve">        return </w:t>
+      </w:r>
+      <w:proofErr w:type="spellStart"/>
+      <w:r>
+        <w:rPr>
+          <w:b/>
+          <w:bCs/>
+        </w:rPr>
+        <w:t>checkBST</w:t>
+      </w:r>
+      <w:proofErr w:type="spellEnd"/>
+      <w:r>
+        <w:rPr>
+          <w:b/>
+          <w:bCs/>
+        </w:rPr>
+        <w:t>(</w:t>
+      </w:r>
+      <w:proofErr w:type="spellStart"/>
+      <w:r>
+        <w:rPr>
+          <w:b/>
+          <w:bCs/>
+        </w:rPr>
+        <w:t>root.left</w:t>
+      </w:r>
+      <w:proofErr w:type="spellEnd"/>
+      <w:r>
+        <w:rPr>
+          <w:b/>
+          <w:bCs/>
+        </w:rPr>
+        <w:t xml:space="preserve"> , min , </w:t>
+      </w:r>
+      <w:proofErr w:type="spellStart"/>
+      <w:r>
+        <w:rPr>
+          <w:b/>
+          <w:bCs/>
+        </w:rPr>
+        <w:t>root.val</w:t>
+      </w:r>
+      <w:proofErr w:type="spellEnd"/>
+      <w:r>
+        <w:rPr>
+          <w:b/>
+          <w:bCs/>
+        </w:rPr>
+        <w:t>) &amp;&amp;</w:t>
+      </w:r>
+    </w:p>
+    <w:p>
+      <w:pPr>
+        <w:rPr>
+          <w:b/>
+          <w:bCs/>
+        </w:rPr>
+      </w:pPr>
+      <w:r>
+        <w:rPr>
+          <w:b/>
+          <w:bCs/>
+        </w:rPr>
+        <w:t xml:space="preserve">                </w:t>
+      </w:r>
+      <w:proofErr w:type="spellStart"/>
+      <w:r>
+        <w:rPr>
+          <w:b/>
+          <w:bCs/>
+        </w:rPr>
+        <w:t>checkBST</w:t>
+      </w:r>
+      <w:proofErr w:type="spellEnd"/>
+      <w:r>
+        <w:rPr>
+          <w:b/>
+          <w:bCs/>
+        </w:rPr>
+        <w:t>(</w:t>
+      </w:r>
+      <w:proofErr w:type="spellStart"/>
+      <w:r>
+        <w:rPr>
+          <w:b/>
+          <w:bCs/>
+        </w:rPr>
+        <w:t>root.right</w:t>
+      </w:r>
+      <w:proofErr w:type="spellEnd"/>
+      <w:r>
+        <w:rPr>
+          <w:b/>
+          <w:bCs/>
+        </w:rPr>
+        <w:t xml:space="preserve"> , </w:t>
+      </w:r>
+      <w:proofErr w:type="spellStart"/>
+      <w:r>
+        <w:rPr>
+          <w:b/>
+          <w:bCs/>
+        </w:rPr>
+        <w:t>root.val</w:t>
+      </w:r>
+      <w:proofErr w:type="spellEnd"/>
+      <w:r>
+        <w:rPr>
+          <w:b/>
+          <w:bCs/>
+        </w:rPr>
+        <w:t xml:space="preserve"> , max);</w:t>
+      </w:r>
+    </w:p>
+    <w:p>
+      <w:pPr>
+        <w:rPr>
+          <w:b/>
+          <w:bCs/>
+        </w:rPr>
+      </w:pPr>
+      <w:r>
+        <w:rPr>
+          <w:b/>
+          <w:bCs/>
+        </w:rPr>
+        <w:t>    }</w:t>
+      </w:r>
+    </w:p>
+    <w:p>
+      <w:pPr>
+        <w:rPr>
+          <w:b/>
+          <w:bCs/>
+        </w:rPr>
+      </w:pPr>
+      <w:r>
+        <w:rPr>
+          <w:b/>
+          <w:bCs/>
+        </w:rPr>
+        <w:t xml:space="preserve">    public </w:t>
+      </w:r>
+      <w:proofErr w:type="spellStart"/>
+      <w:r>
+        <w:rPr>
+          <w:b/>
+          <w:bCs/>
+        </w:rPr>
+        <w:t>boolean</w:t>
+      </w:r>
+      <w:proofErr w:type="spellEnd"/>
+      <w:r>
+        <w:rPr>
+          <w:b/>
+          <w:bCs/>
+        </w:rPr>
+        <w:t xml:space="preserve"> </w:t>
+      </w:r>
+      <w:proofErr w:type="spellStart"/>
+      <w:r>
+        <w:rPr>
+          <w:b/>
+          <w:bCs/>
+        </w:rPr>
+        <w:t>isValidBST</w:t>
+      </w:r>
+      <w:proofErr w:type="spellEnd"/>
+      <w:r>
+        <w:rPr>
+          <w:b/>
+          <w:bCs/>
+        </w:rPr>
+        <w:t>(</w:t>
+      </w:r>
+      <w:proofErr w:type="spellStart"/>
+      <w:r>
+        <w:rPr>
+          <w:b/>
+          <w:bCs/>
+        </w:rPr>
+        <w:t>TreeNode</w:t>
+      </w:r>
+      <w:proofErr w:type="spellEnd"/>
+      <w:r>
+        <w:rPr>
+          <w:b/>
+          <w:bCs/>
+        </w:rPr>
+        <w:t xml:space="preserve"> root) {</w:t>
+      </w:r>
+    </w:p>
+    <w:p>
+      <w:pPr>
+        <w:rPr>
+          <w:b/>
+          <w:bCs/>
+        </w:rPr>
+      </w:pPr>
+      <w:r>
+        <w:rPr>
+          <w:b/>
+          <w:bCs/>
+        </w:rPr>
+        <w:t xml:space="preserve">        return </w:t>
+      </w:r>
+      <w:proofErr w:type="spellStart"/>
+      <w:r>
+        <w:rPr>
+          <w:b/>
+          <w:bCs/>
+        </w:rPr>
+        <w:t>checkBST</w:t>
+      </w:r>
+      <w:proofErr w:type="spellEnd"/>
+      <w:r>
+        <w:rPr>
+          <w:b/>
+          <w:bCs/>
+        </w:rPr>
+        <w:t xml:space="preserve">(root , </w:t>
+      </w:r>
+      <w:proofErr w:type="spellStart"/>
+      <w:r>
+        <w:rPr>
+          <w:b/>
+          <w:bCs/>
+        </w:rPr>
+        <w:t>Long.MIN_VALUE</w:t>
+      </w:r>
+      <w:proofErr w:type="spellEnd"/>
+      <w:r>
+        <w:rPr>
+          <w:b/>
+          <w:bCs/>
+        </w:rPr>
+        <w:t xml:space="preserve"> , </w:t>
+      </w:r>
+      <w:proofErr w:type="spellStart"/>
+      <w:r>
+        <w:rPr>
+          <w:b/>
+          <w:bCs/>
+        </w:rPr>
+        <w:t>Long.MAX_VALUE</w:t>
+      </w:r>
+      <w:proofErr w:type="spellEnd"/>
+      <w:r>
+        <w:rPr>
+          <w:b/>
+          <w:bCs/>
+        </w:rPr>
+        <w:t>);</w:t>
+      </w:r>
+    </w:p>
+    <w:p>
+      <w:pPr>
+        <w:rPr>
+          <w:b/>
+          <w:bCs/>
+        </w:rPr>
+      </w:pPr>
+      <w:r>
+        <w:rPr>
+          <w:b/>
+          <w:bCs/>
+        </w:rPr>
+        <w:t xml:space="preserve">        </w:t>
+      </w:r>
+    </w:p>
+    <w:p>
+      <w:pPr>
+        <w:rPr>
+          <w:b/>
+          <w:bCs/>
+        </w:rPr>
+      </w:pPr>
+      <w:r>
+        <w:rPr>
+          <w:b/>
+          <w:bCs/>
+        </w:rPr>
+        <w:t>    }</w:t>
+      </w:r>
+    </w:p>
+    <w:p>
+      <w:pPr>
+        <w:rPr>
+          <w:b/>
+          <w:bCs/>
+        </w:rPr>
+      </w:pPr>
+      <w:r>
+        <w:rPr>
+          <w:b/>
+          <w:bCs/>
+        </w:rPr>
+        <w:t>}</w:t>
+      </w:r>
+    </w:p>
+    <w:p>
+      <w:pPr>
+        <w:rPr>
+          <w:b/>
+          <w:bCs/>
+        </w:rPr>
+      </w:pPr>
+    </w:p>
+    <w:p>
+      <w:pPr>
+        <w:rPr>
+          <w:b/>
+          <w:bCs/>
+        </w:rPr>
+      </w:pPr>
+    </w:p>
+    <w:p>
+      <w:pPr>
+        <w:rPr>
+          <w:b/>
+          <w:bCs/>
+        </w:rPr>
+      </w:pPr>
+    </w:p>
+    <w:p>
+      <w:pPr>
+        <w:rPr>
+          <w:b/>
+          <w:bCs/>
+        </w:rPr>
+      </w:pPr>
+      <w:r>
+        <w:rPr>
+          <w:b/>
+          <w:bCs/>
+        </w:rPr>
+        <w:lastRenderedPageBreak/>
+        <w:t>LC#173 BINARY SEARCH TREE ITERATOR</w:t>
+      </w:r>
+    </w:p>
+    <w:p>
+      <w:pPr>
+        <w:rPr>
+          <w:b/>
+          <w:bCs/>
+        </w:rPr>
+      </w:pPr>
+    </w:p>
+    <w:p>
+      <w:pPr>
+        <w:rPr>
+          <w:b/>
+          <w:bCs/>
+        </w:rPr>
+      </w:pPr>
+      <w:proofErr w:type="spellStart"/>
+      <w:r>
+        <w:rPr>
+          <w:b/>
+          <w:bCs/>
+        </w:rPr>
+        <w:t>mplement</w:t>
+      </w:r>
+      <w:proofErr w:type="spellEnd"/>
+      <w:r>
+        <w:rPr>
+          <w:b/>
+          <w:bCs/>
+        </w:rPr>
+        <w:t xml:space="preserve"> the BSTIterator class that represents an iterator over the </w:t>
+      </w:r>
+      <w:hyperlink r:id="rId7" w:anchor="In-order_(LNR)" w:tgtFrame="_blank" w:history="1">
+        <w:r>
+          <w:rPr>
+            <w:rStyle w:val="Hyperlink"/>
+            <w:b/>
+            <w:bCs/>
+          </w:rPr>
+          <w:t>in-order traversal</w:t>
+        </w:r>
+      </w:hyperlink>
+      <w:r>
+        <w:rPr>
+          <w:b/>
+          <w:bCs/>
+        </w:rPr>
+        <w:t> of a binary search tree (BST):</w:t>
+      </w:r>
+    </w:p>
+    <w:p>
+      <w:pPr>
+        <w:numPr>
+          <w:ilvl w:val="0"/>
+          <w:numId w:val="2"/>
+        </w:numPr>
+        <w:rPr>
+          <w:b/>
+          <w:bCs/>
+        </w:rPr>
+      </w:pPr>
+      <w:r>
+        <w:rPr>
+          <w:b/>
+          <w:bCs/>
+        </w:rPr>
+        <w:t>BSTIterator(</w:t>
+      </w:r>
+      <w:proofErr w:type="spellStart"/>
+      <w:r>
+        <w:rPr>
+          <w:b/>
+          <w:bCs/>
+        </w:rPr>
+        <w:t>TreeNode</w:t>
+      </w:r>
+      <w:proofErr w:type="spellEnd"/>
+      <w:r>
+        <w:rPr>
+          <w:b/>
+          <w:bCs/>
+        </w:rPr>
+        <w:t xml:space="preserve"> root) Initializes an object of the BSTIterator class. The root of the BST is given as part of the constructor. The pointer should be initialized to a non-existent number smaller than any element in the BST.</w:t>
+      </w:r>
+    </w:p>
+    <w:p>
+      <w:pPr>
+        <w:numPr>
+          <w:ilvl w:val="0"/>
+          <w:numId w:val="2"/>
+        </w:numPr>
+        <w:rPr>
+          <w:b/>
+          <w:bCs/>
+        </w:rPr>
+      </w:pPr>
+      <w:proofErr w:type="spellStart"/>
+      <w:r>
+        <w:rPr>
+          <w:b/>
+          <w:bCs/>
+        </w:rPr>
+        <w:t>boolean</w:t>
+      </w:r>
+      <w:proofErr w:type="spellEnd"/>
+      <w:r>
+        <w:rPr>
+          <w:b/>
+          <w:bCs/>
+        </w:rPr>
+        <w:t xml:space="preserve"> </w:t>
+      </w:r>
+      <w:proofErr w:type="spellStart"/>
+      <w:r>
+        <w:rPr>
+          <w:b/>
+          <w:bCs/>
+        </w:rPr>
+        <w:t>hasNext</w:t>
+      </w:r>
+      <w:proofErr w:type="spellEnd"/>
+      <w:r>
+        <w:rPr>
+          <w:b/>
+          <w:bCs/>
+        </w:rPr>
+        <w:t>() Returns true if there exists a number in the traversal to the right of the pointer, otherwise returns false.</w:t>
+      </w:r>
+    </w:p>
+    <w:p>
+      <w:pPr>
+        <w:numPr>
+          <w:ilvl w:val="0"/>
+          <w:numId w:val="2"/>
+        </w:numPr>
+        <w:rPr>
+          <w:b/>
+          <w:bCs/>
+        </w:rPr>
+      </w:pPr>
+      <w:r>
+        <w:rPr>
+          <w:b/>
+          <w:bCs/>
+        </w:rPr>
+        <w:t>int next() Moves the pointer to the right, then returns the number at the pointer.</w:t>
+      </w:r>
+    </w:p>
+    <w:p>
+      <w:pPr>
+        <w:rPr>
+          <w:b/>
+          <w:bCs/>
+        </w:rPr>
+      </w:pPr>
+      <w:r>
+        <w:rPr>
+          <w:b/>
+          <w:bCs/>
+        </w:rPr>
+        <w:t>Notice that by initializing the pointer to a non-existent smallest number, the first call to next() will return the smallest element in the BST.</w:t>
+      </w:r>
+    </w:p>
+    <w:p>
+      <w:pPr>
+        <w:rPr>
+          <w:b/>
+          <w:bCs/>
+        </w:rPr>
+      </w:pPr>
+      <w:r>
+        <w:rPr>
+          <w:b/>
+          <w:bCs/>
+        </w:rPr>
+        <w:t>You may assume that next() calls will always be valid. That is, there will be at least a next number in the in-order traversal when next() is called.</w:t>
+      </w:r>
+    </w:p>
+    <w:p>
+      <w:pPr>
+        <w:rPr>
+          <w:b/>
+          <w:bCs/>
+        </w:rPr>
+      </w:pPr>
+      <w:r>
+        <w:rPr>
+          <w:b/>
+          <w:bCs/>
+        </w:rPr>
+        <w:t> </w:t>
+      </w:r>
+    </w:p>
+    <w:p>
+      <w:pPr>
+        <w:rPr>
+          <w:b/>
+          <w:bCs/>
+        </w:rPr>
+      </w:pPr>
+      <w:r>
+        <w:rPr>
+          <w:b/>
+          <w:bCs/>
+        </w:rPr>
+        <w:t>Example 1:</w:t>
+      </w:r>
+    </w:p>
+    <w:p>
+      <w:pPr>
+        <w:rPr>
+          <w:b/>
+          <w:bCs/>
+        </w:rPr>
+      </w:pPr>
+      <w:r>
+        <w:rPr>
+          <w:b/>
+          <w:bCs/>
+        </w:rPr>
+        <w:drawing>
+          <wp:inline distT="0" distB="0" distL="0" distR="0" wp14:anchorId="5FBD5BD6" wp14:editId="290B4FA7">
+            <wp:extent cx="1797050" cy="1695450"/>
+            <wp:effectExtent l="0" t="0" r="0" b="0"/>
+            <wp:docPr id="1045051448" name="Picture 6"/>
+            <wp:cNvGraphicFramePr>
+              <a:graphicFrameLocks xmlns:a="http://schemas.openxmlformats.org/drawingml/2006/main" noChangeAspect="1"/>
+            </wp:cNvGraphicFramePr>
+            <a:graphic xmlns:a="http://schemas.openxmlformats.org/drawingml/2006/main">
+              <a:graphicData uri="http://schemas.openxmlformats.org/drawingml/2006/picture">
+                <pic:pic xmlns:pic="http://schemas.openxmlformats.org/drawingml/2006/picture">
+                  <pic:nvPicPr>
+                    <pic:cNvPr id="0" name="Picture 20"/>
+                    <pic:cNvPicPr>
+                      <a:picLocks noChangeAspect="1" noChangeArrowheads="1"/>
+                    </pic:cNvPicPr>
+                  </pic:nvPicPr>
+                  <pic:blipFill>
+                    <a:blip r:embed="rId8">
+                      <a:extLst>
+                        <a:ext uri="{28A0092B-C50C-407E-A947-70E740481C1C}">
+                          <a14:useLocalDpi xmlns:a14="http://schemas.microsoft.com/office/drawing/2010/main" val="0"/>
+                        </a:ext>
+                      </a:extLst>
+                    </a:blip>
+                    <a:srcRect/>
+                    <a:stretch>
+                      <a:fillRect/>
+                    </a:stretch>
+                  </pic:blipFill>
+                  <pic:spPr bwMode="auto">
+                    <a:xfrm>
+                      <a:off x="0" y="0"/>
+                      <a:ext cx="1797050" cy="1695450"/>
+                    </a:xfrm>
+                    <a:prstGeom prst="rect">
+                      <a:avLst/>
+                    </a:prstGeom>
+                    <a:noFill/>
+                    <a:ln>
+                      <a:noFill/>
+                    </a:ln>
+                  </pic:spPr>
+                </pic:pic>
+              </a:graphicData>
+            </a:graphic>
+          </wp:inline>
+        </w:drawing>
+      </w:r>
+    </w:p>
+    <w:p>
+      <w:pPr>
+        <w:rPr>
+          <w:b/>
+          <w:bCs/>
+        </w:rPr>
+      </w:pPr>
+      <w:r>
+        <w:rPr>
+          <w:b/>
+          <w:bCs/>
+        </w:rPr>
+        <w:t>Input</w:t>
+      </w:r>
+    </w:p>
+    <w:p>
+      <w:pPr>
+        <w:rPr>
+          <w:b/>
+          <w:bCs/>
+        </w:rPr>
+      </w:pPr>
+      <w:r>
+        <w:rPr>
+          <w:b/>
+          <w:bCs/>
+        </w:rPr>
+        <w:t>["BSTIterator", "next", "next", "</w:t>
+      </w:r>
+      <w:proofErr w:type="spellStart"/>
+      <w:r>
+        <w:rPr>
+          <w:b/>
+          <w:bCs/>
+        </w:rPr>
+        <w:t>hasNext</w:t>
+      </w:r>
+      <w:proofErr w:type="spellEnd"/>
+      <w:r>
+        <w:rPr>
+          <w:b/>
+          <w:bCs/>
+        </w:rPr>
+        <w:t>", "next", "</w:t>
+      </w:r>
+      <w:proofErr w:type="spellStart"/>
+      <w:r>
+        <w:rPr>
+          <w:b/>
+          <w:bCs/>
+        </w:rPr>
+        <w:t>hasNext</w:t>
+      </w:r>
+      <w:proofErr w:type="spellEnd"/>
+      <w:r>
+        <w:rPr>
+          <w:b/>
+          <w:bCs/>
+        </w:rPr>
+        <w:t>", "next", "</w:t>
+      </w:r>
+      <w:proofErr w:type="spellStart"/>
+      <w:r>
+        <w:rPr>
+          <w:b/>
+          <w:bCs/>
+        </w:rPr>
+        <w:t>hasNext</w:t>
+      </w:r>
+      <w:proofErr w:type="spellEnd"/>
+      <w:r>
+        <w:rPr>
+          <w:b/>
+          <w:bCs/>
+        </w:rPr>
+        <w:t>", "next", "</w:t>
+      </w:r>
+      <w:proofErr w:type="spellStart"/>
+      <w:r>
+        <w:rPr>
+          <w:b/>
+          <w:bCs/>
+        </w:rPr>
+        <w:t>hasNext</w:t>
+      </w:r>
+      <w:proofErr w:type="spellEnd"/>
+      <w:r>
+        <w:rPr>
+          <w:b/>
+          <w:bCs/>
+        </w:rPr>
+        <w:t>"]</w:t>
+      </w:r>
+    </w:p>
+    <w:p>
+      <w:pPr>
+        <w:rPr>
+          <w:b/>
+          <w:bCs/>
+        </w:rPr>
+      </w:pPr>
+      <w:r>
+        <w:rPr>
+          <w:b/>
+          <w:bCs/>
+        </w:rPr>
+        <w:t>[[[7, 3, 15, null, null, 9, 20]], [], [], [], [], [], [], [], [], []]</w:t>
+      </w:r>
+    </w:p>
+    <w:p>
+      <w:pPr>
+        <w:rPr>
+          <w:b/>
+          <w:bCs/>
+        </w:rPr>
+      </w:pPr>
+      <w:r>
+        <w:rPr>
+          <w:b/>
+          <w:bCs/>
+        </w:rPr>
+        <w:t>Output</w:t>
+      </w:r>
+    </w:p>
+    <w:p>
+      <w:pPr>
+        <w:rPr>
+          <w:b/>
+          <w:bCs/>
+        </w:rPr>
+      </w:pPr>
+      <w:r>
+        <w:rPr>
+          <w:b/>
+          <w:bCs/>
+        </w:rPr>
+        <w:t>[null, 3, 7, true, 9, true, 15, true, 20, false]</w:t>
+      </w:r>
+    </w:p>
+    <w:p>
+      <w:pPr>
+        <w:rPr>
+          <w:b/>
+          <w:bCs/>
+        </w:rPr>
+      </w:pPr>
+    </w:p>
+    <w:p>
+      <w:pPr>
+        <w:rPr>
+          <w:b/>
+          <w:bCs/>
+        </w:rPr>
+      </w:pPr>
+      <w:r>
+        <w:rPr>
+          <w:b/>
+          <w:bCs/>
+        </w:rPr>
+        <w:t>Explanation</w:t>
+      </w:r>
+    </w:p>
+    <w:p>
+      <w:pPr>
+        <w:rPr>
+          <w:b/>
+          <w:bCs/>
+        </w:rPr>
+      </w:pPr>
+      <w:r>
+        <w:rPr>
+          <w:b/>
+          <w:bCs/>
+        </w:rPr>
+        <w:lastRenderedPageBreak/>
+        <w:t xml:space="preserve">BSTIterator </w:t>
+      </w:r>
+      <w:proofErr w:type="spellStart"/>
+      <w:r>
+        <w:rPr>
+          <w:b/>
+          <w:bCs/>
+        </w:rPr>
+        <w:t>bSTIterator</w:t>
+      </w:r>
+      <w:proofErr w:type="spellEnd"/>
+      <w:r>
+        <w:rPr>
+          <w:b/>
+          <w:bCs/>
+        </w:rPr>
+        <w:t xml:space="preserve"> = new BSTIterator([7, 3, 15, null, null, 9, 20]);</w:t>
+      </w:r>
+    </w:p>
+    <w:p>
+      <w:pPr>
+        <w:rPr>
+          <w:b/>
+          <w:bCs/>
+        </w:rPr>
+      </w:pPr>
+      <w:proofErr w:type="spellStart"/>
+      <w:r>
+        <w:rPr>
+          <w:b/>
+          <w:bCs/>
+        </w:rPr>
+        <w:t>bSTIterator.next</w:t>
+      </w:r>
+      <w:proofErr w:type="spellEnd"/>
+      <w:r>
+        <w:rPr>
+          <w:b/>
+          <w:bCs/>
+        </w:rPr>
+        <w:t>();    // return 3</w:t>
+      </w:r>
+    </w:p>
+    <w:p>
+      <w:pPr>
+        <w:rPr>
+          <w:b/>
+          <w:bCs/>
+        </w:rPr>
+      </w:pPr>
+      <w:proofErr w:type="spellStart"/>
+      <w:r>
+        <w:rPr>
+          <w:b/>
+          <w:bCs/>
+        </w:rPr>
+        <w:t>bSTIterator.next</w:t>
+      </w:r>
+      <w:proofErr w:type="spellEnd"/>
+      <w:r>
+        <w:rPr>
+          <w:b/>
+          <w:bCs/>
+        </w:rPr>
+        <w:t>();    // return 7</w:t>
+      </w:r>
+    </w:p>
+    <w:p>
+      <w:pPr>
+        <w:rPr>
+          <w:b/>
+          <w:bCs/>
+        </w:rPr>
+      </w:pPr>
+      <w:proofErr w:type="spellStart"/>
+      <w:r>
+        <w:rPr>
+          <w:b/>
+          <w:bCs/>
+        </w:rPr>
+        <w:t>bSTIterator.hasNext</w:t>
+      </w:r>
+      <w:proofErr w:type="spellEnd"/>
+      <w:r>
+        <w:rPr>
+          <w:b/>
+          <w:bCs/>
+        </w:rPr>
+        <w:t>(); // return True</w:t>
+      </w:r>
+    </w:p>
+    <w:p>
+      <w:pPr>
+        <w:rPr>
+          <w:b/>
+          <w:bCs/>
+        </w:rPr>
+      </w:pPr>
+      <w:proofErr w:type="spellStart"/>
+      <w:r>
+        <w:rPr>
+          <w:b/>
+          <w:bCs/>
+        </w:rPr>
+        <w:t>bSTIterator.next</w:t>
+      </w:r>
+      <w:proofErr w:type="spellEnd"/>
+      <w:r>
+        <w:rPr>
+          <w:b/>
+          <w:bCs/>
+        </w:rPr>
+        <w:t>();    // return 9</w:t>
+      </w:r>
+    </w:p>
+    <w:p>
+      <w:pPr>
+        <w:rPr>
+          <w:b/>
+          <w:bCs/>
+        </w:rPr>
+      </w:pPr>
+      <w:proofErr w:type="spellStart"/>
+      <w:r>
+        <w:rPr>
+          <w:b/>
+          <w:bCs/>
+        </w:rPr>
+        <w:t>bSTIterator.hasNext</w:t>
+      </w:r>
+      <w:proofErr w:type="spellEnd"/>
+      <w:r>
+        <w:rPr>
+          <w:b/>
+          <w:bCs/>
+        </w:rPr>
+        <w:t>(); // return True</w:t>
+      </w:r>
+    </w:p>
+    <w:p>
+      <w:pPr>
+        <w:rPr>
+          <w:b/>
+          <w:bCs/>
+        </w:rPr>
+      </w:pPr>
+      <w:proofErr w:type="spellStart"/>
+      <w:r>
+        <w:rPr>
+          <w:b/>
+          <w:bCs/>
+        </w:rPr>
+        <w:t>bSTIterator.next</w:t>
+      </w:r>
+      <w:proofErr w:type="spellEnd"/>
+      <w:r>
+        <w:rPr>
+          <w:b/>
+          <w:bCs/>
+        </w:rPr>
+        <w:t>();    // return 15</w:t>
+      </w:r>
+    </w:p>
+    <w:p>
+      <w:pPr>
+        <w:rPr>
+          <w:b/>
+          <w:bCs/>
+        </w:rPr>
+      </w:pPr>
+      <w:proofErr w:type="spellStart"/>
+      <w:r>
+        <w:rPr>
+          <w:b/>
+          <w:bCs/>
+        </w:rPr>
+        <w:t>bSTIterator.hasNext</w:t>
+      </w:r>
+      <w:proofErr w:type="spellEnd"/>
+      <w:r>
+        <w:rPr>
+          <w:b/>
+          <w:bCs/>
+        </w:rPr>
+        <w:t>(); // return True</w:t>
+      </w:r>
+    </w:p>
+    <w:p>
+      <w:pPr>
+        <w:rPr>
+          <w:b/>
+          <w:bCs/>
+        </w:rPr>
+      </w:pPr>
+      <w:proofErr w:type="spellStart"/>
+      <w:r>
+        <w:rPr>
+          <w:b/>
+          <w:bCs/>
+        </w:rPr>
+        <w:t>bSTIterator.next</w:t>
+      </w:r>
+      <w:proofErr w:type="spellEnd"/>
+      <w:r>
+        <w:rPr>
+          <w:b/>
+          <w:bCs/>
+        </w:rPr>
+        <w:t>();    // return 20</w:t>
+      </w:r>
+    </w:p>
+    <w:p>
+      <w:pPr>
+        <w:rPr>
+          <w:b/>
+          <w:bCs/>
+        </w:rPr>
+      </w:pPr>
+      <w:proofErr w:type="spellStart"/>
+      <w:r>
+        <w:rPr>
+          <w:b/>
+          <w:bCs/>
+        </w:rPr>
+        <w:t>bSTIterator.hasNext</w:t>
+      </w:r>
+      <w:proofErr w:type="spellEnd"/>
+      <w:r>
+        <w:rPr>
+          <w:b/>
+          <w:bCs/>
+        </w:rPr>
+        <w:t>(); // return False </w:t>
+      </w:r>
+    </w:p>
+    <w:p>
+      <w:pPr>
+        <w:rPr>
+          <w:b/>
+          <w:bCs/>
+        </w:rPr>
+      </w:pPr>
+      <w:r>
+        <w:rPr>
+          <w:b/>
+          <w:bCs/>
+        </w:rPr>
+        <w:t>Follow up:</w:t>
+      </w:r>
+    </w:p>
+    <w:p>
+      <w:pPr>
+        <w:numPr>
+          <w:ilvl w:val="0"/>
+          <w:numId w:val="4"/>
+        </w:numPr>
+        <w:rPr>
+          <w:b/>
+          <w:bCs/>
+        </w:rPr>
+      </w:pPr>
+      <w:r>
+        <w:rPr>
+          <w:b/>
+          <w:bCs/>
+        </w:rPr>
+        <w:t>Could you implement next() and </w:t>
+      </w:r>
+      <w:proofErr w:type="spellStart"/>
+      <w:r>
+        <w:rPr>
+          <w:b/>
+          <w:bCs/>
+        </w:rPr>
+        <w:t>hasNext</w:t>
+      </w:r>
+      <w:proofErr w:type="spellEnd"/>
+      <w:r>
+        <w:rPr>
+          <w:b/>
+          <w:bCs/>
+        </w:rPr>
+        <w:t>() to run in average O(1) time and use O(h) memory, where h is the height of the tree?</w:t>
+      </w:r>
+    </w:p>
+    <w:p>
+      <w:pPr>
+        <w:rPr>
+          <w:b/>
+          <w:bCs/>
+        </w:rPr>
+      </w:pPr>
+    </w:p>
+    <w:p>
+      <w:pPr>
+        <w:rPr>
+          <w:b/>
+          <w:bCs/>
+        </w:rPr>
+      </w:pPr>
+    </w:p>
+    <w:p>
+      <w:pPr>
+        <w:rPr>
+          <w:b/>
+          <w:bCs/>
+        </w:rPr>
+      </w:pPr>
+    </w:p>
+    <w:p>
+      <w:pPr>
+        <w:rPr>
+          <w:b/>
+          <w:bCs/>
+        </w:rPr>
+      </w:pPr>
+    </w:p>
+    <w:p>
+      <w:pPr>
+        <w:rPr>
+          <w:b/>
+          <w:bCs/>
+        </w:rPr>
+      </w:pPr>
+    </w:p>
+    <w:p>
+      <w:pPr>
+        <w:rPr>
+          <w:b/>
+          <w:bCs/>
+        </w:rPr>
+      </w:pPr>
+    </w:p>
+    <w:p>
+      <w:pPr>
+        <w:rPr>
+          <w:b/>
+          <w:bCs/>
+        </w:rPr>
+      </w:pPr>
+    </w:p>
+    <w:p>
+      <w:pPr>
+        <w:rPr>
+          <w:b/>
+          <w:bCs/>
+        </w:rPr>
+      </w:pPr>
+    </w:p>
+    <w:p>
+      <w:pPr>
+        <w:rPr>
+          <w:b/>
+          <w:bCs/>
+        </w:rPr>
+      </w:pPr>
+    </w:p>
+    <w:p>
+      <w:pPr>
+        <w:rPr>
+          <w:b/>
+          <w:bCs/>
+        </w:rPr>
+      </w:pPr>
+    </w:p>
+    <w:p>
+      <w:pPr>
+        <w:rPr>
+          <w:b/>
+          <w:bCs/>
+        </w:rPr>
+      </w:pPr>
+    </w:p>
+    <w:p>
+      <w:pPr>
+        <w:rPr>
+          <w:b/>
+          <w:bCs/>
+        </w:rPr>
+      </w:pPr>
+    </w:p>
+    <w:p>
+      <w:pPr>
+        <w:rPr>
+          <w:b/>
+          <w:bCs/>
+        </w:rPr>
+      </w:pPr>
+    </w:p>
+    <w:p>
+      <w:pPr>
+        <w:rPr>
+          <w:b/>
+          <w:bCs/>
+        </w:rPr>
+      </w:pPr>
+    </w:p>
+    <w:p>
+      <w:pPr>
+        <w:rPr>
+          <w:b/>
+          <w:bCs/>
+        </w:rPr>
+      </w:pPr>
+    </w:p>
+    <w:p>
+      <w:pPr>
+        <w:rPr>
+          <w:b/>
+          <w:bCs/>
+        </w:rPr>
+      </w:pPr>
+      <w:r>
+        <w:rPr>
+          <w:b/>
+          <w:bCs/>
+        </w:rPr>
+        <w:lastRenderedPageBreak/>
+        <w:t>CODE:</w:t>
+      </w:r>
+    </w:p>
+    <w:p>
+      <w:r>
+        <w:t>class BSTIterator {</w:t>
+      </w:r>
+    </w:p>
+    <w:p>
+      <w:r>
+        <w:t>    Stack&lt;</w:t>
+      </w:r>
+      <w:proofErr w:type="spellStart"/>
+      <w:r>
+        <w:t>TreeNode</w:t>
+      </w:r>
+      <w:proofErr w:type="spellEnd"/>
+      <w:r>
+        <w:t>&gt; stack = new Stack&lt;&gt;();</w:t>
+      </w:r>
+    </w:p>
+    <w:p>
+      <w:r>
+        <w:t>    public BSTIterator(</w:t>
+      </w:r>
+      <w:proofErr w:type="spellStart"/>
+      <w:r>
+        <w:t>TreeNode</w:t>
+      </w:r>
+      <w:proofErr w:type="spellEnd"/>
+      <w:r>
+        <w:t xml:space="preserve"> root) {</w:t>
+      </w:r>
+    </w:p>
+    <w:p>
+      <w:r>
+        <w:t>        while(root != null){</w:t>
+      </w:r>
+    </w:p>
+    <w:p>
+      <w:r>
+        <w:t xml:space="preserve">            </w:t>
+      </w:r>
+      <w:proofErr w:type="spellStart"/>
+      <w:r>
+        <w:t>stack.push</w:t>
+      </w:r>
+      <w:proofErr w:type="spellEnd"/>
+      <w:r>
+        <w:t>(root);</w:t>
+      </w:r>
+    </w:p>
+    <w:p>
+      <w:r>
+        <w:t xml:space="preserve">            root = </w:t>
+      </w:r>
+      <w:proofErr w:type="spellStart"/>
+      <w:r>
+        <w:t>root.left</w:t>
+      </w:r>
+      <w:proofErr w:type="spellEnd"/>
+      <w:r>
+        <w:t>;</w:t>
+      </w:r>
+    </w:p>
+    <w:p>
+      <w:r>
+        <w:t>        }</w:t>
+      </w:r>
+    </w:p>
+    <w:p>
+      <w:r>
+        <w:t>    }</w:t>
+      </w:r>
+    </w:p>
+    <w:p>
+      <w:r>
+        <w:t xml:space="preserve">    </w:t>
+      </w:r>
+    </w:p>
+    <w:p>
+      <w:r>
+        <w:t>    public int next() {</w:t>
+      </w:r>
+    </w:p>
+    <w:p/>
+    <w:p>
+      <w:r>
+        <w:t xml:space="preserve">        </w:t>
+      </w:r>
+      <w:proofErr w:type="spellStart"/>
+      <w:r>
+        <w:t>TreeNode</w:t>
+      </w:r>
+      <w:proofErr w:type="spellEnd"/>
+      <w:r>
+        <w:t xml:space="preserve"> node = </w:t>
+      </w:r>
+      <w:proofErr w:type="spellStart"/>
+      <w:r>
+        <w:t>stack.pop</w:t>
+      </w:r>
+      <w:proofErr w:type="spellEnd"/>
+      <w:r>
+        <w:t>();</w:t>
+      </w:r>
+    </w:p>
+    <w:p/>
+    <w:p>
+      <w:r>
+        <w:t xml:space="preserve">        </w:t>
+      </w:r>
+      <w:proofErr w:type="spellStart"/>
+      <w:r>
+        <w:t>TreeNode</w:t>
+      </w:r>
+      <w:proofErr w:type="spellEnd"/>
+      <w:r>
+        <w:t xml:space="preserve"> temp = </w:t>
+      </w:r>
+      <w:proofErr w:type="spellStart"/>
+      <w:r>
+        <w:t>node.right</w:t>
+      </w:r>
+      <w:proofErr w:type="spellEnd"/>
+      <w:r>
+        <w:t>;</w:t>
+      </w:r>
+    </w:p>
+    <w:p/>
+    <w:p>
+      <w:r>
+        <w:t>        while(temp != null){</w:t>
+      </w:r>
+    </w:p>
+    <w:p>
+      <w:r>
+        <w:t xml:space="preserve">            </w:t>
+      </w:r>
+      <w:proofErr w:type="spellStart"/>
+      <w:r>
+        <w:t>stack.push</w:t>
+      </w:r>
+      <w:proofErr w:type="spellEnd"/>
+      <w:r>
+        <w:t>(temp);</w:t>
+      </w:r>
+    </w:p>
+    <w:p>
+      <w:r>
+        <w:t xml:space="preserve">            temp = </w:t>
+      </w:r>
+      <w:proofErr w:type="spellStart"/>
+      <w:r>
+        <w:t>temp.left</w:t>
+      </w:r>
+      <w:proofErr w:type="spellEnd"/>
+      <w:r>
+        <w:t>;</w:t>
+      </w:r>
+    </w:p>
+    <w:p>
+      <w:r>
+        <w:t>        }</w:t>
+      </w:r>
+    </w:p>
+    <w:p/>
+    <w:p>
+      <w:r>
+        <w:t xml:space="preserve">        return </w:t>
+      </w:r>
+      <w:proofErr w:type="spellStart"/>
+      <w:r>
+        <w:t>node.val</w:t>
+      </w:r>
+      <w:proofErr w:type="spellEnd"/>
+      <w:r>
+        <w:t>;</w:t>
+      </w:r>
+    </w:p>
+    <w:p>
+      <w:r>
+        <w:t>    }</w:t>
+      </w:r>
+    </w:p>
+    <w:p>
+      <w:r>
+        <w:t xml:space="preserve">    </w:t>
+      </w:r>
+    </w:p>
+    <w:p>
+      <w:r>
+        <w:t xml:space="preserve">    public </w:t>
+      </w:r>
+      <w:proofErr w:type="spellStart"/>
+      <w:r>
+        <w:t>boolean</w:t>
+      </w:r>
+      <w:proofErr w:type="spellEnd"/>
+      <w:r>
+        <w:t xml:space="preserve"> </w:t>
+      </w:r>
+      <w:proofErr w:type="spellStart"/>
+      <w:r>
+        <w:t>hasNext</w:t>
+      </w:r>
+      <w:proofErr w:type="spellEnd"/>
+      <w:r>
+        <w:t>() {</w:t>
+      </w:r>
+    </w:p>
+    <w:p>
+      <w:r>
+        <w:t>        return !</w:t>
+      </w:r>
+      <w:proofErr w:type="spellStart"/>
+      <w:r>
+        <w:t>stack.isEmpty</w:t>
+      </w:r>
+      <w:proofErr w:type="spellEnd"/>
+      <w:r>
+        <w:t>();</w:t>
+      </w:r>
+    </w:p>
+    <w:p>
+      <w:r>
+        <w:t>    }</w:t>
+      </w:r>
+    </w:p>
+    <w:p>
+      <w:r>
+        <w:t>}</w:t>
+      </w:r>
+    </w:p>
+    <w:p>
+      <w:pPr>
+        <w:rPr>
+          <w:b/>
+          <w:bCs/>
+        </w:rPr>
+      </w:pPr>
+      <w:r>
+        <w:rPr>
+          <w:b/>
+          <w:bCs/>
+        </w:rPr>
+        <w:lastRenderedPageBreak/>
+        <w:t>LC#230 KTH SMALLEST ELEMENT IN THE BST</w:t>
+      </w:r>
+    </w:p>
+    <w:p>
+      <w:pPr>
+        <w:rPr>
+          <w:b/>
+          <w:bCs/>
+        </w:rPr>
+      </w:pPr>
+      <w:r>
+        <w:rPr>
+          <w:b/>
+          <w:bCs/>
+        </w:rPr>
+        <w:t>Given the root of a binary search tree, and an integer k, return </w:t>
+      </w:r>
+      <w:r>
+        <w:rPr>
+          <w:b/>
+          <w:bCs/>
+          <w:i/>
+          <w:iCs/>
+        </w:rPr>
+        <w:t>the</w:t>
+      </w:r>
+      <w:r>
+        <w:rPr>
+          <w:b/>
+          <w:bCs/>
+        </w:rPr>
+        <w:t> k</w:t>
+      </w:r>
+      <w:r>
+        <w:rPr>
+          <w:b/>
+          <w:bCs/>
+          <w:vertAlign w:val="superscript"/>
+        </w:rPr>
+        <w:t>th</w:t>
+      </w:r>
+      <w:r>
+        <w:rPr>
+          <w:b/>
+          <w:bCs/>
+        </w:rPr>
+        <w:t> </w:t>
+      </w:r>
+      <w:r>
+        <w:rPr>
+          <w:b/>
+          <w:bCs/>
+          <w:i/>
+          <w:iCs/>
+        </w:rPr>
+        <w:t>smallest value (1-indexed) of all the values of the nodes in the tree</w:t>
+      </w:r>
+      <w:r>
+        <w:rPr>
+          <w:b/>
+          <w:bCs/>
+        </w:rPr>
+        <w:t>.</w:t>
+      </w:r>
+    </w:p>
+    <w:p>
+      <w:pPr>
+        <w:rPr>
+          <w:b/>
+          <w:bCs/>
+        </w:rPr>
+      </w:pPr>
+      <w:r>
+        <w:rPr>
+          <w:b/>
+          <w:bCs/>
+        </w:rPr>
+        <w:t> </w:t>
+      </w:r>
+    </w:p>
+    <w:p>
+      <w:pPr>
+        <w:rPr>
+          <w:b/>
+          <w:bCs/>
+        </w:rPr>
+      </w:pPr>
+      <w:r>
+        <w:rPr>
+          <w:b/>
+          <w:bCs/>
+        </w:rPr>
+        <w:t>Example 1:</w:t>
+      </w:r>
+    </w:p>
+    <w:p>
+      <w:pPr>
+        <w:rPr>
+          <w:b/>
+          <w:bCs/>
+        </w:rPr>
+      </w:pPr>
+      <w:r>
+        <w:rPr>
+          <w:b/>
+          <w:bCs/>
+        </w:rPr>
+        <w:drawing>
+          <wp:inline distT="0" distB="0" distL="0" distR="0" wp14:anchorId="013F6FEE" wp14:editId="7ED1B2A7">
+            <wp:extent cx="2019300" cy="2863850"/>
+            <wp:effectExtent l="0" t="0" r="0" b="0"/>
+            <wp:docPr id="571916051" name="Picture 10"/>
+            <wp:cNvGraphicFramePr>
+              <a:graphicFrameLocks xmlns:a="http://schemas.openxmlformats.org/drawingml/2006/main" noChangeAspect="1"/>
+            </wp:cNvGraphicFramePr>
+            <a:graphic xmlns:a="http://schemas.openxmlformats.org/drawingml/2006/main">
+              <a:graphicData uri="http://schemas.openxmlformats.org/drawingml/2006/picture">
+                <pic:pic xmlns:pic="http://schemas.openxmlformats.org/drawingml/2006/picture">
+                  <pic:nvPicPr>
+                    <pic:cNvPr id="0" name="Picture 32"/>
+                    <pic:cNvPicPr>
+                      <a:picLocks noChangeAspect="1" noChangeArrowheads="1"/>
+                    </pic:cNvPicPr>
+                  </pic:nvPicPr>
+                  <pic:blipFill>
+                    <a:blip r:embed="rId9">
+                      <a:extLst>
+                        <a:ext uri="{28A0092B-C50C-407E-A947-70E740481C1C}">
+                          <a14:useLocalDpi xmlns:a14="http://schemas.microsoft.com/office/drawing/2010/main" val="0"/>
+                        </a:ext>
+                      </a:extLst>
+                    </a:blip>
+                    <a:srcRect/>
+                    <a:stretch>
+                      <a:fillRect/>
+                    </a:stretch>
+                  </pic:blipFill>
+                  <pic:spPr bwMode="auto">
+                    <a:xfrm>
+                      <a:off x="0" y="0"/>
+                      <a:ext cx="2019300" cy="2863850"/>
+                    </a:xfrm>
+                    <a:prstGeom prst="rect">
+                      <a:avLst/>
+                    </a:prstGeom>
+                    <a:noFill/>
+                    <a:ln>
+                      <a:noFill/>
+                    </a:ln>
+                  </pic:spPr>
+                </pic:pic>
+              </a:graphicData>
+            </a:graphic>
+          </wp:inline>
+        </w:drawing>
+      </w:r>
+    </w:p>
+    <w:p>
+      <w:pPr>
+        <w:rPr>
+          <w:b/>
+          <w:bCs/>
+        </w:rPr>
+      </w:pPr>
+      <w:r>
+        <w:rPr>
+          <w:b/>
+          <w:bCs/>
+        </w:rPr>
+        <w:t>Input: root = [3,1,4,null,2], k = 1</w:t>
+      </w:r>
+    </w:p>
+    <w:p>
+      <w:pPr>
+        <w:rPr>
+          <w:b/>
+          <w:bCs/>
+        </w:rPr>
+      </w:pPr>
+      <w:r>
+        <w:rPr>
+          <w:b/>
+          <w:bCs/>
+        </w:rPr>
+        <w:t>Output: 1</w:t>
+      </w:r>
+    </w:p>
+    <w:p>
+      <w:pPr>
+        <w:rPr>
+          <w:b/>
+          <w:bCs/>
+        </w:rPr>
+      </w:pPr>
+      <w:r>
+        <w:rPr>
+          <w:b/>
+          <w:bCs/>
+        </w:rPr>
+        <w:t>Example 2:</w:t>
+      </w:r>
+    </w:p>
+    <w:p>
+      <w:pPr>
+        <w:rPr>
+          <w:b/>
+          <w:bCs/>
+        </w:rPr>
+      </w:pPr>
+      <w:r>
+        <w:rPr>
+          <w:b/>
+          <w:bCs/>
+        </w:rPr>
+        <w:drawing>
+          <wp:inline distT="0" distB="0" distL="0" distR="0" wp14:anchorId="79B5BA26" wp14:editId="372F6EE5">
+            <wp:extent cx="3638550" cy="2876550"/>
+            <wp:effectExtent l="0" t="0" r="0" b="0"/>
+            <wp:docPr id="6723871" name="Picture 9"/>
+            <wp:cNvGraphicFramePr>
+              <a:graphicFrameLocks xmlns:a="http://schemas.openxmlformats.org/drawingml/2006/main" noChangeAspect="1"/>
+            </wp:cNvGraphicFramePr>
+            <a:graphic xmlns:a="http://schemas.openxmlformats.org/drawingml/2006/main">
+              <a:graphicData uri="http://schemas.openxmlformats.org/drawingml/2006/picture">
+                <pic:pic xmlns:pic="http://schemas.openxmlformats.org/drawingml/2006/picture">
+                  <pic:nvPicPr>
+                    <pic:cNvPr id="0" name="Picture 33"/>
+                    <pic:cNvPicPr>
+                      <a:picLocks noChangeAspect="1" noChangeArrowheads="1"/>
+                    </pic:cNvPicPr>
+                  </pic:nvPicPr>
+                  <pic:blipFill>
+                    <a:blip r:embed="rId10">
+                      <a:extLst>
+                        <a:ext uri="{28A0092B-C50C-407E-A947-70E740481C1C}">
+                          <a14:useLocalDpi xmlns:a14="http://schemas.microsoft.com/office/drawing/2010/main" val="0"/>
+                        </a:ext>
+                      </a:extLst>
+                    </a:blip>
+                    <a:srcRect/>
+                    <a:stretch>
+                      <a:fillRect/>
+                    </a:stretch>
+                  </pic:blipFill>
+                  <pic:spPr bwMode="auto">
+                    <a:xfrm>
+                      <a:off x="0" y="0"/>
+                      <a:ext cx="3638550" cy="2876550"/>
+                    </a:xfrm>
+                    <a:prstGeom prst="rect">
+                      <a:avLst/>
+                    </a:prstGeom>
+                    <a:noFill/>
+                    <a:ln>
+                      <a:noFill/>
+                    </a:ln>
+                  </pic:spPr>
+                </pic:pic>
+              </a:graphicData>
+            </a:graphic>
+          </wp:inline>
+        </w:drawing>
+      </w:r>
+    </w:p>
+    <w:p>
+      <w:pPr>
+        <w:rPr>
+          <w:b/>
+          <w:bCs/>
+        </w:rPr>
+      </w:pPr>
+      <w:r>
+        <w:rPr>
+          <w:b/>
+          <w:bCs/>
+        </w:rPr>
+        <w:t>Input: root = [5,3,6,2,4,null,null,1], k = 3</w:t>
+      </w:r>
+    </w:p>
+    <w:p>
+      <w:pPr>
+        <w:rPr>
+          <w:b/>
+          <w:bCs/>
+        </w:rPr>
+      </w:pPr>
+      <w:r>
+        <w:rPr>
+          <w:b/>
+          <w:bCs/>
+        </w:rPr>
+        <w:lastRenderedPageBreak/>
+        <w:t>Output: 3</w:t>
+      </w:r>
+    </w:p>
+    <w:p>
+      <w:pPr>
+        <w:rPr>
+          <w:b/>
+          <w:bCs/>
+        </w:rPr>
+      </w:pPr>
+      <w:r>
+        <w:rPr>
+          <w:b/>
+          <w:bCs/>
+        </w:rPr>
+        <w:t> </w:t>
+      </w:r>
+    </w:p>
+    <w:p>
+      <w:pPr>
+        <w:rPr>
+          <w:b/>
+          <w:bCs/>
+        </w:rPr>
+      </w:pPr>
+      <w:r>
+        <w:rPr>
+          <w:b/>
+          <w:bCs/>
+        </w:rPr>
+        <w:t>Constraints:</w:t>
+      </w:r>
+    </w:p>
+    <w:p>
+      <w:pPr>
+        <w:numPr>
+          <w:ilvl w:val="0"/>
+          <w:numId w:val="5"/>
+        </w:numPr>
+        <w:rPr>
+          <w:b/>
+          <w:bCs/>
+        </w:rPr>
+      </w:pPr>
+      <w:r>
+        <w:rPr>
+          <w:b/>
+          <w:bCs/>
+        </w:rPr>
+        <w:t>The number of nodes in the tree is n.</w:t>
+      </w:r>
+    </w:p>
+    <w:p>
+      <w:pPr>
+        <w:numPr>
+          <w:ilvl w:val="0"/>
+          <w:numId w:val="5"/>
+        </w:numPr>
+        <w:rPr>
+          <w:b/>
+          <w:bCs/>
+        </w:rPr>
+      </w:pPr>
+      <w:r>
+        <w:rPr>
+          <w:b/>
+          <w:bCs/>
+        </w:rPr>
+        <w:t>1 &lt;= k &lt;= n &lt;= 10</w:t>
+      </w:r>
+      <w:r>
+        <w:rPr>
+          <w:b/>
+          <w:bCs/>
+          <w:vertAlign w:val="superscript"/>
+        </w:rPr>
+        <w:t>4</w:t>
+      </w:r>
+    </w:p>
+    <w:p>
+      <w:pPr>
+        <w:numPr>
+          <w:ilvl w:val="0"/>
+          <w:numId w:val="5"/>
+        </w:numPr>
+        <w:rPr>
+          <w:b/>
+          <w:bCs/>
+        </w:rPr>
+      </w:pPr>
+      <w:r>
+        <w:rPr>
+          <w:b/>
+          <w:bCs/>
+        </w:rPr>
+        <w:t xml:space="preserve">0 &lt;= </w:t>
+      </w:r>
+      <w:proofErr w:type="spellStart"/>
+      <w:r>
+        <w:rPr>
+          <w:b/>
+          <w:bCs/>
+        </w:rPr>
+        <w:t>Node.val</w:t>
+      </w:r>
+      <w:proofErr w:type="spellEnd"/>
+      <w:r>
+        <w:rPr>
+          <w:b/>
+          <w:bCs/>
+        </w:rPr>
+        <w:t xml:space="preserve"> &lt;= 10</w:t>
+      </w:r>
+      <w:r>
+        <w:rPr>
+          <w:b/>
+          <w:bCs/>
+          <w:vertAlign w:val="superscript"/>
+        </w:rPr>
+        <w:t>4</w:t>
+      </w:r>
+    </w:p>
+    <w:p>
+      <w:pPr>
+        <w:rPr>
+          <w:b/>
+          <w:bCs/>
+        </w:rPr>
+      </w:pPr>
+      <w:r>
+        <w:rPr>
+          <w:b/>
+          <w:bCs/>
+        </w:rPr>
+        <w:t> </w:t>
+      </w:r>
+    </w:p>
+    <w:p>
+      <w:pPr>
+        <w:rPr>
+          <w:b/>
+          <w:bCs/>
+        </w:rPr>
+      </w:pPr>
+      <w:r>
+        <w:rPr>
+          <w:b/>
+          <w:bCs/>
+        </w:rPr>
+        <w:t>Follow up: If the BST is modified often (i.e., we can do insert and delete operations) and you need to find the kth smallest frequently, how would you optimize?</w:t>
+      </w:r>
+    </w:p>
+    <w:p>
+      <w:pPr>
+        <w:rPr>
+          <w:b/>
+          <w:bCs/>
+        </w:rPr>
+      </w:pPr>
+      <w:r>
+        <w:rPr>
+          <w:b/>
+          <w:bCs/>
+        </w:rPr>
+        <w:t xml:space="preserve"> </w:t>
+      </w:r>
+    </w:p>
+    <w:p>
+      <w:pPr>
+        <w:rPr>
+          <w:b/>
+          <w:bCs/>
+        </w:rPr>
+      </w:pPr>
+      <w:r>
+        <w:rPr>
+          <w:b/>
+          <w:bCs/>
+        </w:rPr>
+        <w:t>APP1:</w:t>
+      </w:r>
+    </w:p>
+    <w:p>
+      <w:pPr>
+        <w:rPr>
+          <w:b/>
+          <w:bCs/>
+        </w:rPr>
+      </w:pPr>
+      <w:r>
+        <w:rPr>
+          <w:b/>
+          <w:bCs/>
+        </w:rPr>
+        <w:t xml:space="preserve">-&gt;use a </w:t>
+      </w:r>
+      <w:proofErr w:type="spellStart"/>
+      <w:r>
+        <w:rPr>
+          <w:b/>
+          <w:bCs/>
+        </w:rPr>
+        <w:t>priorityqueue</w:t>
+      </w:r>
+      <w:proofErr w:type="spellEnd"/>
+      <w:r>
+        <w:rPr>
+          <w:b/>
+          <w:bCs/>
+        </w:rPr>
+        <w:t xml:space="preserve"> or </w:t>
+      </w:r>
+      <w:proofErr w:type="spellStart"/>
+      <w:r>
+        <w:rPr>
+          <w:b/>
+          <w:bCs/>
+        </w:rPr>
+        <w:t>arraylist</w:t>
+      </w:r>
+      <w:proofErr w:type="spellEnd"/>
+      <w:r>
+        <w:rPr>
+          <w:b/>
+          <w:bCs/>
+        </w:rPr>
+        <w:t xml:space="preserve"> to store and the pop until the kth element comes</w:t>
+      </w:r>
+    </w:p>
+    <w:p>
+      <w:pPr>
+        <w:rPr>
+          <w:b/>
+          <w:bCs/>
+        </w:rPr>
+      </w:pPr>
+      <w:r>
+        <w:rPr>
+          <w:b/>
+          <w:bCs/>
+        </w:rPr>
+        <w:t>APP2:</w:t>
+      </w:r>
+    </w:p>
+    <w:p>
+      <w:pPr>
+        <w:rPr>
+          <w:b/>
+          <w:bCs/>
+        </w:rPr>
+      </w:pPr>
+      <w:r>
+        <w:rPr>
+          <w:b/>
+          <w:bCs/>
+        </w:rPr>
+        <w:t xml:space="preserve">-&gt;since </w:t>
+      </w:r>
+      <w:proofErr w:type="spellStart"/>
+      <w:r>
+        <w:rPr>
+          <w:b/>
+          <w:bCs/>
+        </w:rPr>
+        <w:t>inorder</w:t>
+      </w:r>
+      <w:proofErr w:type="spellEnd"/>
+      <w:r>
+        <w:rPr>
+          <w:b/>
+          <w:bCs/>
+        </w:rPr>
+        <w:t xml:space="preserve"> is sorted traverse </w:t>
+      </w:r>
+      <w:proofErr w:type="spellStart"/>
+      <w:r>
+        <w:rPr>
+          <w:b/>
+          <w:bCs/>
+        </w:rPr>
+        <w:t>inorder</w:t>
+      </w:r>
+      <w:proofErr w:type="spellEnd"/>
+      <w:r>
+        <w:rPr>
+          <w:b/>
+          <w:bCs/>
+        </w:rPr>
+        <w:t xml:space="preserve"> and keep a global track of count and the res </w:t>
+      </w:r>
+    </w:p>
+    <w:p>
+      <w:pPr>
+        <w:rPr>
+          <w:b/>
+          <w:bCs/>
+        </w:rPr>
+      </w:pPr>
+      <w:r>
+        <w:rPr>
+          <w:b/>
+          <w:bCs/>
+        </w:rPr>
+        <w:t>-&gt;assign when count==k</w:t>
+      </w:r>
+    </w:p>
+    <w:p>
+      <w:pPr>
+        <w:rPr>
+          <w:b/>
+          <w:bCs/>
+        </w:rPr>
+      </w:pPr>
+    </w:p>
+    <w:p>
+      <w:pPr>
+        <w:rPr>
+          <w:b/>
+          <w:bCs/>
+        </w:rPr>
+      </w:pPr>
+    </w:p>
+    <w:p>
+      <w:pPr>
+        <w:rPr>
+          <w:b/>
+          <w:bCs/>
+        </w:rPr>
+      </w:pPr>
+    </w:p>
+    <w:p>
+      <w:pPr>
+        <w:rPr>
+          <w:b/>
+          <w:bCs/>
+        </w:rPr>
+      </w:pPr>
+    </w:p>
+    <w:p>
+      <w:pPr>
+        <w:rPr>
+          <w:b/>
+          <w:bCs/>
+        </w:rPr>
+      </w:pPr>
+    </w:p>
+    <w:p>
+      <w:pPr>
+        <w:rPr>
+          <w:b/>
+          <w:bCs/>
+        </w:rPr>
+      </w:pPr>
+    </w:p>
+    <w:p>
+      <w:pPr>
+        <w:rPr>
+          <w:b/>
+          <w:bCs/>
+        </w:rPr>
+      </w:pPr>
+    </w:p>
+    <w:p>
+      <w:pPr>
+        <w:rPr>
+          <w:b/>
+          <w:bCs/>
+        </w:rPr>
+      </w:pPr>
+    </w:p>
+    <w:p>
+      <w:pPr>
+        <w:rPr>
+          <w:b/>
+          <w:bCs/>
+        </w:rPr>
+      </w:pPr>
+    </w:p>
+    <w:p>
+      <w:pPr>
+        <w:rPr>
+          <w:b/>
+          <w:bCs/>
+        </w:rPr>
+      </w:pPr>
+    </w:p>
+    <w:p>
+      <w:pPr>
+        <w:rPr>
+          <w:b/>
+          <w:bCs/>
+        </w:rPr>
+      </w:pPr>
+    </w:p>
+    <w:p>
+      <w:pPr>
+        <w:rPr>
+          <w:b/>
+          <w:bCs/>
+        </w:rPr>
+      </w:pPr>
+    </w:p>
+    <w:p>
+      <w:pPr>
+        <w:rPr>
+          <w:b/>
+          <w:bCs/>
+        </w:rPr>
+      </w:pPr>
+    </w:p>
+    <w:p>
+      <w:pPr>
+        <w:rPr>
+          <w:b/>
+          <w:bCs/>
+        </w:rPr>
+      </w:pPr>
+      <w:r>
+        <w:rPr>
+          <w:b/>
+          <w:bCs/>
+        </w:rPr>
+        <w:lastRenderedPageBreak/>
+        <w:t>1)CODE:</w:t>
+      </w:r>
+    </w:p>
+    <w:p>
+      <w:r>
+        <w:br/>
+      </w:r>
+    </w:p>
+    <w:p/>
+    <w:p>
+      <w:r>
+        <w:t>class Solution {</w:t>
+      </w:r>
+    </w:p>
+    <w:p>
+      <w:r>
+        <w:t xml:space="preserve">    void </w:t>
+      </w:r>
+      <w:proofErr w:type="spellStart"/>
+      <w:r>
+        <w:t>preOrder</w:t>
+      </w:r>
+      <w:proofErr w:type="spellEnd"/>
+      <w:r>
+        <w:t>(</w:t>
+      </w:r>
+      <w:proofErr w:type="spellStart"/>
+      <w:r>
+        <w:t>TreeNode</w:t>
+      </w:r>
+      <w:proofErr w:type="spellEnd"/>
+      <w:r>
+        <w:t xml:space="preserve"> root , </w:t>
+      </w:r>
+      <w:proofErr w:type="spellStart"/>
+      <w:r>
+        <w:t>PriorityQueue</w:t>
+      </w:r>
+      <w:proofErr w:type="spellEnd"/>
+      <w:r>
+        <w:t xml:space="preserve"> </w:t>
+      </w:r>
+      <w:proofErr w:type="spellStart"/>
+      <w:r>
+        <w:t>pq</w:t>
+      </w:r>
+      <w:proofErr w:type="spellEnd"/>
+      <w:r>
+        <w:t>)</w:t>
+      </w:r>
+    </w:p>
+    <w:p>
+      <w:r>
+        <w:t xml:space="preserve">    {</w:t>
+      </w:r>
+    </w:p>
+    <w:p>
+      <w:r>
+        <w:t xml:space="preserve">        if(root==null)</w:t>
+      </w:r>
+    </w:p>
+    <w:p>
+      <w:r>
+        <w:t xml:space="preserve">            return;</w:t>
+      </w:r>
+    </w:p>
+    <w:p>
+      <w:r>
+        <w:t xml:space="preserve">        </w:t>
+      </w:r>
+      <w:proofErr w:type="spellStart"/>
+      <w:r>
+        <w:t>pq.offer</w:t>
+      </w:r>
+      <w:proofErr w:type="spellEnd"/>
+      <w:r>
+        <w:t>(</w:t>
+      </w:r>
+      <w:proofErr w:type="spellStart"/>
+      <w:r>
+        <w:t>root.val</w:t>
+      </w:r>
+      <w:proofErr w:type="spellEnd"/>
+      <w:r>
+        <w:t>);</w:t>
+      </w:r>
+    </w:p>
+    <w:p>
+      <w:r>
+        <w:t xml:space="preserve">        </w:t>
+      </w:r>
+      <w:proofErr w:type="spellStart"/>
+      <w:r>
+        <w:t>preOrder</w:t>
+      </w:r>
+      <w:proofErr w:type="spellEnd"/>
+      <w:r>
+        <w:t>(</w:t>
+      </w:r>
+      <w:proofErr w:type="spellStart"/>
+      <w:r>
+        <w:t>root.left</w:t>
+      </w:r>
+      <w:proofErr w:type="spellEnd"/>
+      <w:r>
+        <w:t xml:space="preserve"> , </w:t>
+      </w:r>
+      <w:proofErr w:type="spellStart"/>
+      <w:r>
+        <w:t>pq</w:t>
+      </w:r>
+      <w:proofErr w:type="spellEnd"/>
+      <w:r>
+        <w:t>);</w:t>
+      </w:r>
+    </w:p>
+    <w:p>
+      <w:r>
+        <w:t xml:space="preserve">        </w:t>
+      </w:r>
+      <w:proofErr w:type="spellStart"/>
+      <w:r>
+        <w:t>preOrder</w:t>
+      </w:r>
+      <w:proofErr w:type="spellEnd"/>
+      <w:r>
+        <w:t>(</w:t>
+      </w:r>
+      <w:proofErr w:type="spellStart"/>
+      <w:r>
+        <w:t>root.right</w:t>
+      </w:r>
+      <w:proofErr w:type="spellEnd"/>
+      <w:r>
+        <w:t xml:space="preserve"> , </w:t>
+      </w:r>
+      <w:proofErr w:type="spellStart"/>
+      <w:r>
+        <w:t>pq</w:t>
+      </w:r>
+      <w:proofErr w:type="spellEnd"/>
+      <w:r>
+        <w:t>);</w:t>
+      </w:r>
+    </w:p>
+    <w:p>
+      <w:r>
+        <w:t xml:space="preserve">    }</w:t>
+      </w:r>
+    </w:p>
+    <w:p>
+      <w:r>
+        <w:t xml:space="preserve">    public int </w:t>
+      </w:r>
+      <w:proofErr w:type="spellStart"/>
+      <w:r>
+        <w:t>kthSmallest</w:t>
+      </w:r>
+      <w:proofErr w:type="spellEnd"/>
+      <w:r>
+        <w:t>(</w:t>
+      </w:r>
+      <w:proofErr w:type="spellStart"/>
+      <w:r>
+        <w:t>TreeNode</w:t>
+      </w:r>
+      <w:proofErr w:type="spellEnd"/>
+      <w:r>
+        <w:t xml:space="preserve"> root, int k) {</w:t>
+      </w:r>
+    </w:p>
+    <w:p/>
+    <w:p>
+      <w:r>
+        <w:t xml:space="preserve">        </w:t>
+      </w:r>
+      <w:proofErr w:type="spellStart"/>
+      <w:r>
+        <w:t>PriorityQueue</w:t>
+      </w:r>
+      <w:proofErr w:type="spellEnd"/>
+      <w:r>
+        <w:t xml:space="preserve">&lt;Integer&gt; </w:t>
+      </w:r>
+      <w:proofErr w:type="spellStart"/>
+      <w:r>
+        <w:t>pq</w:t>
+      </w:r>
+      <w:proofErr w:type="spellEnd"/>
+      <w:r>
+        <w:t xml:space="preserve"> = new </w:t>
+      </w:r>
+      <w:proofErr w:type="spellStart"/>
+      <w:r>
+        <w:t>PriorityQueue</w:t>
+      </w:r>
+      <w:proofErr w:type="spellEnd"/>
+      <w:r>
+        <w:t>&lt;&gt;((</w:t>
+      </w:r>
+      <w:proofErr w:type="spellStart"/>
+      <w:r>
+        <w:t>a,b</w:t>
+      </w:r>
+      <w:proofErr w:type="spellEnd"/>
+      <w:r>
+        <w:t>)-&gt;a-b);</w:t>
+      </w:r>
+    </w:p>
+    <w:p>
+      <w:r>
+        <w:t xml:space="preserve">        </w:t>
+      </w:r>
+      <w:proofErr w:type="spellStart"/>
+      <w:r>
+        <w:t>preOrder</w:t>
+      </w:r>
+      <w:proofErr w:type="spellEnd"/>
+      <w:r>
+        <w:t xml:space="preserve">(root , </w:t>
+      </w:r>
+      <w:proofErr w:type="spellStart"/>
+      <w:r>
+        <w:t>pq</w:t>
+      </w:r>
+      <w:proofErr w:type="spellEnd"/>
+      <w:r>
+        <w:t>);</w:t>
+      </w:r>
+    </w:p>
+    <w:p/>
+    <w:p>
+      <w:r>
+        <w:t xml:space="preserve">        int </w:t>
+      </w:r>
+      <w:proofErr w:type="spellStart"/>
+      <w:r>
+        <w:t>i</w:t>
+      </w:r>
+      <w:proofErr w:type="spellEnd"/>
+      <w:r>
+        <w:t xml:space="preserve"> = 1;</w:t>
+      </w:r>
+    </w:p>
+    <w:p>
+      <w:r>
+        <w:t xml:space="preserve">        while(</w:t>
+      </w:r>
+      <w:proofErr w:type="spellStart"/>
+      <w:r>
+        <w:t>i</w:t>
+      </w:r>
+      <w:proofErr w:type="spellEnd"/>
+      <w:r>
+        <w:t>!=k)</w:t>
+      </w:r>
+    </w:p>
+    <w:p>
+      <w:r>
+        <w:t xml:space="preserve">        {</w:t>
+      </w:r>
+    </w:p>
+    <w:p>
+      <w:r>
+        <w:t xml:space="preserve">            </w:t>
+      </w:r>
+      <w:proofErr w:type="spellStart"/>
+      <w:r>
+        <w:t>pq.poll</w:t>
+      </w:r>
+      <w:proofErr w:type="spellEnd"/>
+      <w:r>
+        <w:t>();</w:t>
+      </w:r>
+    </w:p>
+    <w:p>
+      <w:r>
+        <w:t xml:space="preserve">            </w:t>
+      </w:r>
+      <w:proofErr w:type="spellStart"/>
+      <w:r>
+        <w:t>i</w:t>
+      </w:r>
+      <w:proofErr w:type="spellEnd"/>
+      <w:r>
+        <w:t>++;</w:t>
+      </w:r>
+    </w:p>
+    <w:p>
+      <w:r>
+        <w:t xml:space="preserve">        }</w:t>
+      </w:r>
+    </w:p>
+    <w:p>
+      <w:r>
+        <w:t xml:space="preserve">        return </w:t>
+      </w:r>
+      <w:proofErr w:type="spellStart"/>
+      <w:r>
+        <w:t>pq.poll</w:t>
+      </w:r>
+      <w:proofErr w:type="spellEnd"/>
+      <w:r>
+        <w:t>();</w:t>
+      </w:r>
+    </w:p>
+    <w:p>
+      <w:r>
+        <w:t xml:space="preserve">    }</w:t>
+      </w:r>
+    </w:p>
+    <w:p>
+      <w:r>
+        <w:t>}</w:t>
+      </w:r>
+    </w:p>
+    <w:p/>
+    <w:p>
+      <w:pPr>
+        <w:rPr>
+          <w:b/>
+          <w:bCs/>
+        </w:rPr>
+      </w:pPr>
+      <w:r>
+        <w:rPr>
+          <w:b/>
+          <w:bCs/>
+        </w:rPr>
+        <w:lastRenderedPageBreak/>
+        <w:t>2)CODE:</w:t>
+      </w:r>
+    </w:p>
+    <w:p>
+      <w:r>
+        <w:t>class Solution {</w:t>
+      </w:r>
+    </w:p>
+    <w:p>
+      <w:r>
+        <w:t xml:space="preserve">     int </w:t>
+      </w:r>
+      <w:proofErr w:type="spellStart"/>
+      <w:r>
+        <w:t>val</w:t>
+      </w:r>
+      <w:proofErr w:type="spellEnd"/>
+      <w:r>
+        <w:t xml:space="preserve"> = 0;</w:t>
+      </w:r>
+    </w:p>
+    <w:p>
+      <w:r>
+        <w:t>     int count = 0;</w:t>
+      </w:r>
+    </w:p>
+    <w:p>
+      <w:r>
+        <w:t xml:space="preserve">    void </w:t>
+      </w:r>
+      <w:proofErr w:type="spellStart"/>
+      <w:r>
+        <w:t>inOrder</w:t>
+      </w:r>
+      <w:proofErr w:type="spellEnd"/>
+      <w:r>
+        <w:t>(</w:t>
+      </w:r>
+      <w:proofErr w:type="spellStart"/>
+      <w:r>
+        <w:t>TreeNode</w:t>
+      </w:r>
+      <w:proofErr w:type="spellEnd"/>
+      <w:r>
+        <w:t xml:space="preserve"> root , int k)</w:t>
+      </w:r>
+    </w:p>
+    <w:p>
+      <w:r>
+        <w:t>    {</w:t>
+      </w:r>
+    </w:p>
+    <w:p>
+      <w:r>
+        <w:t>        if(root==null)</w:t>
+      </w:r>
+    </w:p>
+    <w:p>
+      <w:r>
+        <w:t>            return;</w:t>
+      </w:r>
+    </w:p>
+    <w:p/>
+    <w:p>
+      <w:r>
+        <w:t xml:space="preserve">        </w:t>
+      </w:r>
+      <w:proofErr w:type="spellStart"/>
+      <w:r>
+        <w:t>inOrder</w:t>
+      </w:r>
+      <w:proofErr w:type="spellEnd"/>
+      <w:r>
+        <w:t>(</w:t>
+      </w:r>
+      <w:proofErr w:type="spellStart"/>
+      <w:r>
+        <w:t>root.left</w:t>
+      </w:r>
+      <w:proofErr w:type="spellEnd"/>
+      <w:r>
+        <w:t xml:space="preserve"> , k);</w:t>
+      </w:r>
+    </w:p>
+    <w:p/>
+    <w:p>
+      <w:r>
+        <w:t>        count++;</w:t>
+      </w:r>
+    </w:p>
+    <w:p>
+      <w:r>
+        <w:t>        if(k == count)</w:t>
+      </w:r>
+    </w:p>
+    <w:p>
+      <w:r>
+        <w:t>        {</w:t>
+      </w:r>
+    </w:p>
+    <w:p>
+      <w:r>
+        <w:t xml:space="preserve">            </w:t>
+      </w:r>
+      <w:proofErr w:type="spellStart"/>
+      <w:r>
+        <w:t>val</w:t>
+      </w:r>
+      <w:proofErr w:type="spellEnd"/>
+      <w:r>
+        <w:t xml:space="preserve"> = </w:t>
+      </w:r>
+      <w:proofErr w:type="spellStart"/>
+      <w:r>
+        <w:t>root.val</w:t>
+      </w:r>
+      <w:proofErr w:type="spellEnd"/>
+      <w:r>
+        <w:t>;</w:t>
+      </w:r>
+    </w:p>
+    <w:p>
+      <w:r>
+        <w:t>            return;</w:t>
+      </w:r>
+    </w:p>
+    <w:p>
+      <w:r>
+        <w:t>        }</w:t>
+      </w:r>
+    </w:p>
+    <w:p/>
+    <w:p>
+      <w:r>
+        <w:t xml:space="preserve">        </w:t>
+      </w:r>
+      <w:proofErr w:type="spellStart"/>
+      <w:r>
+        <w:t>inOrder</w:t>
+      </w:r>
+      <w:proofErr w:type="spellEnd"/>
+      <w:r>
+        <w:t>(</w:t>
+      </w:r>
+      <w:proofErr w:type="spellStart"/>
+      <w:r>
+        <w:t>root.right</w:t>
+      </w:r>
+      <w:proofErr w:type="spellEnd"/>
+      <w:r>
+        <w:t xml:space="preserve"> , k );</w:t>
+      </w:r>
+    </w:p>
+    <w:p>
+      <w:r>
+        <w:t>    }</w:t>
+      </w:r>
+    </w:p>
+    <w:p>
+      <w:r>
+        <w:t xml:space="preserve">    public int </w:t>
+      </w:r>
+      <w:proofErr w:type="spellStart"/>
+      <w:r>
+        <w:t>kthSmallest</w:t>
+      </w:r>
+      <w:proofErr w:type="spellEnd"/>
+      <w:r>
+        <w:t>(</w:t>
+      </w:r>
+      <w:proofErr w:type="spellStart"/>
+      <w:r>
+        <w:t>TreeNode</w:t>
+      </w:r>
+      <w:proofErr w:type="spellEnd"/>
+      <w:r>
+        <w:t xml:space="preserve"> root, int k) {</w:t>
+      </w:r>
+    </w:p>
+    <w:p>
+      <w:r>
+        <w:t>       </w:t>
+      </w:r>
+    </w:p>
+    <w:p>
+      <w:r>
+        <w:t xml:space="preserve">        </w:t>
+      </w:r>
+      <w:proofErr w:type="spellStart"/>
+      <w:r>
+        <w:t>inOrder</w:t>
+      </w:r>
+      <w:proofErr w:type="spellEnd"/>
+      <w:r>
+        <w:t>(root ,k);</w:t>
+      </w:r>
+    </w:p>
+    <w:p>
+      <w:r>
+        <w:t xml:space="preserve">        return </w:t>
+      </w:r>
+      <w:proofErr w:type="spellStart"/>
+      <w:r>
+        <w:t>val</w:t>
+      </w:r>
+      <w:proofErr w:type="spellEnd"/>
+      <w:r>
+        <w:t>;</w:t>
+      </w:r>
+    </w:p>
+    <w:p>
+      <w:r>
+        <w:t>    }</w:t>
+      </w:r>
+    </w:p>
+    <w:p>
+      <w:r>
+        <w:t>}</w:t>
+      </w:r>
+    </w:p>
+    <w:p/>
+    <w:p/>
+    <w:p>
+      <w:pPr>
+        <w:rPr>
+          <w:b/>
+          <w:bCs/>
+        </w:rPr>
+      </w:pPr>
+      <w:r>
+        <w:rPr>
+          <w:b/>
+          <w:bCs/>
+        </w:rPr>
+        <w:lastRenderedPageBreak/>
+        <w:t>LC#530 MIN DIFF IN BST:</w:t>
+      </w:r>
+    </w:p>
+    <w:p>
+      <w:r>
+        <w:t>Given the root of a Binary Search Tree (BST), return </w:t>
+      </w:r>
+      <w:r>
+        <w:rPr>
+          <w:i/>
+          <w:iCs/>
+        </w:rPr>
+        <w:t>the minimum absolute difference between the values of any two different nodes in the tree</w:t>
+      </w:r>
+      <w:r>
+        <w:t>.</w:t>
+      </w:r>
+    </w:p>
+    <w:p>
+      <w:r>
+        <w:t> </w:t>
+      </w:r>
+    </w:p>
+    <w:p>
+      <w:r>
+        <w:rPr>
+          <w:b/>
+          <w:bCs/>
+        </w:rPr>
+        <w:t>Example 1:</w:t>
+      </w:r>
+    </w:p>
+    <w:p>
+      <w:r>
+        <w:drawing>
+          <wp:inline distT="0" distB="0" distL="0" distR="0" wp14:anchorId="6A259969" wp14:editId="7ADCF4E9">
+            <wp:extent cx="2781300" cy="2863850"/>
+            <wp:effectExtent l="0" t="0" r="0" b="0"/>
+            <wp:docPr id="983369416" name="Picture 14"/>
+            <wp:cNvGraphicFramePr>
+              <a:graphicFrameLocks xmlns:a="http://schemas.openxmlformats.org/drawingml/2006/main" noChangeAspect="1"/>
+            </wp:cNvGraphicFramePr>
+            <a:graphic xmlns:a="http://schemas.openxmlformats.org/drawingml/2006/main">
+              <a:graphicData uri="http://schemas.openxmlformats.org/drawingml/2006/picture">
+                <pic:pic xmlns:pic="http://schemas.openxmlformats.org/drawingml/2006/picture">
+                  <pic:nvPicPr>
+                    <pic:cNvPr id="0" name="Picture 46"/>
+                    <pic:cNvPicPr>
+                      <a:picLocks noChangeAspect="1" noChangeArrowheads="1"/>
+                    </pic:cNvPicPr>
+                  </pic:nvPicPr>
+                  <pic:blipFill>
+                    <a:blip r:embed="rId11">
+                      <a:extLst>
+                        <a:ext uri="{28A0092B-C50C-407E-A947-70E740481C1C}">
+                          <a14:useLocalDpi xmlns:a14="http://schemas.microsoft.com/office/drawing/2010/main" val="0"/>
+                        </a:ext>
+                      </a:extLst>
+                    </a:blip>
+                    <a:srcRect/>
+                    <a:stretch>
+                      <a:fillRect/>
+                    </a:stretch>
+                  </pic:blipFill>
+                  <pic:spPr bwMode="auto">
+                    <a:xfrm>
+                      <a:off x="0" y="0"/>
+                      <a:ext cx="2781300" cy="2863850"/>
+                    </a:xfrm>
+                    <a:prstGeom prst="rect">
+                      <a:avLst/>
+                    </a:prstGeom>
+                    <a:noFill/>
+                    <a:ln>
+                      <a:noFill/>
+                    </a:ln>
+                  </pic:spPr>
+                </pic:pic>
+              </a:graphicData>
+            </a:graphic>
+          </wp:inline>
+        </w:drawing>
+      </w:r>
+    </w:p>
+    <w:p>
+      <w:r>
+        <w:rPr>
+          <w:b/>
+          <w:bCs/>
+        </w:rPr>
+        <w:t>Input:</w:t>
+      </w:r>
+      <w:r>
+        <w:t xml:space="preserve"> root = [4,2,6,1,3]</w:t>
+      </w:r>
+    </w:p>
+    <w:p>
+      <w:r>
+        <w:rPr>
+          <w:b/>
+          <w:bCs/>
+        </w:rPr>
+        <w:t>Output:</w:t>
+      </w:r>
+      <w:r>
+        <w:t xml:space="preserve"> 1</w:t>
+      </w:r>
+    </w:p>
+    <w:p>
+      <w:r>
+        <w:rPr>
+          <w:b/>
+          <w:bCs/>
+        </w:rPr>
+        <w:t>Example 2:</w:t>
+      </w:r>
+    </w:p>
+    <w:p>
+      <w:r>
+        <w:drawing>
+          <wp:inline distT="0" distB="0" distL="0" distR="0" wp14:anchorId="3F7B49B4" wp14:editId="6701A99A">
+            <wp:extent cx="2686050" cy="2476500"/>
+            <wp:effectExtent l="0" t="0" r="0" b="0"/>
+            <wp:docPr id="1789549387" name="Picture 13"/>
+            <wp:cNvGraphicFramePr>
+              <a:graphicFrameLocks xmlns:a="http://schemas.openxmlformats.org/drawingml/2006/main" noChangeAspect="1"/>
+            </wp:cNvGraphicFramePr>
+            <a:graphic xmlns:a="http://schemas.openxmlformats.org/drawingml/2006/main">
+              <a:graphicData uri="http://schemas.openxmlformats.org/drawingml/2006/picture">
+                <pic:pic xmlns:pic="http://schemas.openxmlformats.org/drawingml/2006/picture">
+                  <pic:nvPicPr>
+                    <pic:cNvPr id="0" name="Picture 47"/>
+                    <pic:cNvPicPr>
+                      <a:picLocks noChangeAspect="1" noChangeArrowheads="1"/>
+                    </pic:cNvPicPr>
+                  </pic:nvPicPr>
+                  <pic:blipFill>
+                    <a:blip r:embed="rId12">
+                      <a:extLst>
+                        <a:ext uri="{28A0092B-C50C-407E-A947-70E740481C1C}">
+                          <a14:useLocalDpi xmlns:a14="http://schemas.microsoft.com/office/drawing/2010/main" val="0"/>
+                        </a:ext>
+                      </a:extLst>
+                    </a:blip>
+                    <a:srcRect/>
+                    <a:stretch>
+                      <a:fillRect/>
+                    </a:stretch>
+                  </pic:blipFill>
+                  <pic:spPr bwMode="auto">
+                    <a:xfrm>
+                      <a:off x="0" y="0"/>
+                      <a:ext cx="2686050" cy="2476500"/>
+                    </a:xfrm>
+                    <a:prstGeom prst="rect">
+                      <a:avLst/>
+                    </a:prstGeom>
+                    <a:noFill/>
+                    <a:ln>
+                      <a:noFill/>
+                    </a:ln>
+                  </pic:spPr>
+                </pic:pic>
+              </a:graphicData>
+            </a:graphic>
+          </wp:inline>
+        </w:drawing>
+      </w:r>
+    </w:p>
+    <w:p>
+      <w:r>
+        <w:rPr>
+          <w:b/>
+          <w:bCs/>
+        </w:rPr>
+        <w:t>Input:</w:t>
+      </w:r>
+      <w:r>
+        <w:t xml:space="preserve"> root = [1,0,48,null,null,12,49]</w:t>
+      </w:r>
+    </w:p>
+    <w:p>
+      <w:r>
+        <w:rPr>
+          <w:b/>
+          <w:bCs/>
+        </w:rPr>
+        <w:t>Output:</w:t>
+      </w:r>
+      <w:r>
+        <w:t xml:space="preserve"> 1</w:t>
+      </w:r>
+    </w:p>
+    <w:p/>
+    <w:p>
+      <w:pPr>
+        <w:rPr>
+          <w:b/>
+          <w:bCs/>
+        </w:rPr>
+      </w:pPr>
+      <w:r>
+        <w:rPr>
+          <w:b/>
+          <w:bCs/>
+        </w:rPr>
+        <w:lastRenderedPageBreak/>
+        <w:t xml:space="preserve">CODE: BST </w:t>
+      </w:r>
+      <w:proofErr w:type="spellStart"/>
+      <w:r>
+        <w:rPr>
+          <w:b/>
+          <w:bCs/>
+        </w:rPr>
+        <w:t>inorder</w:t>
+      </w:r>
+      <w:proofErr w:type="spellEnd"/>
+      <w:r>
+        <w:rPr>
+          <w:b/>
+          <w:bCs/>
+        </w:rPr>
+        <w:t xml:space="preserve"> = sorted</w:t>
+      </w:r>
+    </w:p>
+    <w:p>
+      <w:pPr>
+        <w:rPr>
+          <w:b/>
+          <w:bCs/>
+        </w:rPr>
+      </w:pPr>
+      <w:r>
+        <w:rPr>
+          <w:b/>
+          <w:bCs/>
+        </w:rPr>
+        <w:t xml:space="preserve">APP1: </w:t>
+      </w:r>
+      <w:proofErr w:type="spellStart"/>
+      <w:r>
+        <w:rPr>
+          <w:b/>
+          <w:bCs/>
+        </w:rPr>
+        <w:t>arraylist</w:t>
+      </w:r>
+      <w:proofErr w:type="spellEnd"/>
+      <w:r>
+        <w:rPr>
+          <w:b/>
+          <w:bCs/>
+        </w:rPr>
+        <w:t xml:space="preserve"> store and then traverse one by one like res = </w:t>
+      </w:r>
+      <w:proofErr w:type="spellStart"/>
+      <w:r>
+        <w:rPr>
+          <w:b/>
+          <w:bCs/>
+        </w:rPr>
+        <w:t>Math.min</w:t>
+      </w:r>
+      <w:proofErr w:type="spellEnd"/>
+      <w:r>
+        <w:rPr>
+          <w:b/>
+          <w:bCs/>
+        </w:rPr>
+        <w:t>(i-i-1 , res)</w:t>
+      </w:r>
+    </w:p>
+    <w:p>
+      <w:pPr>
+        <w:rPr>
+          <w:b/>
+          <w:bCs/>
+        </w:rPr>
+      </w:pPr>
+      <w:r>
+        <w:rPr>
+          <w:b/>
+          <w:bCs/>
+        </w:rPr>
+        <w:t xml:space="preserve">-&gt; do </w:t>
+      </w:r>
+      <w:proofErr w:type="spellStart"/>
+      <w:r>
+        <w:rPr>
+          <w:b/>
+          <w:bCs/>
+        </w:rPr>
+        <w:t>inorder</w:t>
+      </w:r>
+      <w:proofErr w:type="spellEnd"/>
+      <w:r>
+        <w:rPr>
+          <w:b/>
+          <w:bCs/>
+        </w:rPr>
+        <w:t xml:space="preserve"> traversal instead of adding value check the </w:t>
+      </w:r>
+      <w:proofErr w:type="spellStart"/>
+      <w:r>
+        <w:rPr>
+          <w:b/>
+          <w:bCs/>
+        </w:rPr>
+        <w:t>val-prev</w:t>
+      </w:r>
+      <w:proofErr w:type="spellEnd"/>
+      <w:r>
+        <w:rPr>
+          <w:b/>
+          <w:bCs/>
+        </w:rPr>
+        <w:t xml:space="preserve"> is minimum than the min</w:t>
+      </w:r>
+    </w:p>
+    <w:p>
+      <w:r>
+        <w:t>class Solution {</w:t>
+      </w:r>
+    </w:p>
+    <w:p>
+      <w:r>
+        <w:t xml:space="preserve">    int </w:t>
+      </w:r>
+      <w:proofErr w:type="spellStart"/>
+      <w:r>
+        <w:t>ans</w:t>
+      </w:r>
+      <w:proofErr w:type="spellEnd"/>
+      <w:r>
+        <w:t xml:space="preserve"> = </w:t>
+      </w:r>
+      <w:proofErr w:type="spellStart"/>
+      <w:r>
+        <w:t>Integer.MAX_VALUE</w:t>
+      </w:r>
+      <w:proofErr w:type="spellEnd"/>
+      <w:r>
+        <w:t>;</w:t>
+      </w:r>
+    </w:p>
+    <w:p>
+      <w:r>
+        <w:t xml:space="preserve">    Integer </w:t>
+      </w:r>
+      <w:proofErr w:type="spellStart"/>
+      <w:r>
+        <w:t>prev</w:t>
+      </w:r>
+      <w:proofErr w:type="spellEnd"/>
+      <w:r>
+        <w:t xml:space="preserve"> = null;</w:t>
+      </w:r>
+    </w:p>
+    <w:p/>
+    <w:p>
+      <w:r>
+        <w:t xml:space="preserve">    void </w:t>
+      </w:r>
+      <w:proofErr w:type="spellStart"/>
+      <w:r>
+        <w:t>inOrder</w:t>
+      </w:r>
+      <w:proofErr w:type="spellEnd"/>
+      <w:r>
+        <w:t>(</w:t>
+      </w:r>
+      <w:proofErr w:type="spellStart"/>
+      <w:r>
+        <w:t>TreeNode</w:t>
+      </w:r>
+      <w:proofErr w:type="spellEnd"/>
+      <w:r>
+        <w:t xml:space="preserve"> root)</w:t>
+      </w:r>
+    </w:p>
+    <w:p>
+      <w:r>
+        <w:t>    {</w:t>
+      </w:r>
+    </w:p>
+    <w:p>
+      <w:r>
+        <w:t>        if(root==null)</w:t>
+      </w:r>
+    </w:p>
+    <w:p>
+      <w:r>
+        <w:t>            return;      </w:t>
+      </w:r>
+    </w:p>
+    <w:p/>
+    <w:p>
+      <w:r>
+        <w:t xml:space="preserve">        </w:t>
+      </w:r>
+      <w:proofErr w:type="spellStart"/>
+      <w:r>
+        <w:t>inOrder</w:t>
+      </w:r>
+      <w:proofErr w:type="spellEnd"/>
+      <w:r>
+        <w:t>(</w:t>
+      </w:r>
+      <w:proofErr w:type="spellStart"/>
+      <w:r>
+        <w:t>root.left</w:t>
+      </w:r>
+      <w:proofErr w:type="spellEnd"/>
+      <w:r>
+        <w:t>);</w:t>
+      </w:r>
+    </w:p>
+    <w:p/>
+    <w:p>
+      <w:r>
+        <w:t>        if(</w:t>
+      </w:r>
+      <w:proofErr w:type="spellStart"/>
+      <w:r>
+        <w:t>prev</w:t>
+      </w:r>
+      <w:proofErr w:type="spellEnd"/>
+      <w:r>
+        <w:t>!=null)</w:t>
+      </w:r>
+    </w:p>
+    <w:p>
+      <w:r>
+        <w:t xml:space="preserve">            </w:t>
+      </w:r>
+      <w:proofErr w:type="spellStart"/>
+      <w:r>
+        <w:t>ans</w:t>
+      </w:r>
+      <w:proofErr w:type="spellEnd"/>
+      <w:r>
+        <w:t xml:space="preserve"> = </w:t>
+      </w:r>
+      <w:proofErr w:type="spellStart"/>
+      <w:r>
+        <w:t>Math.min</w:t>
+      </w:r>
+      <w:proofErr w:type="spellEnd"/>
+      <w:r>
+        <w:t>(</w:t>
+      </w:r>
+      <w:proofErr w:type="spellStart"/>
+      <w:r>
+        <w:t>root.val-prev</w:t>
+      </w:r>
+      <w:proofErr w:type="spellEnd"/>
+      <w:r>
+        <w:t xml:space="preserve"> , </w:t>
+      </w:r>
+      <w:proofErr w:type="spellStart"/>
+      <w:r>
+        <w:t>ans</w:t>
+      </w:r>
+      <w:proofErr w:type="spellEnd"/>
+      <w:r>
+        <w:t>);</w:t>
+      </w:r>
+    </w:p>
+    <w:p/>
+    <w:p>
+      <w:r>
+        <w:t xml:space="preserve">        </w:t>
+      </w:r>
+      <w:proofErr w:type="spellStart"/>
+      <w:r>
+        <w:t>prev</w:t>
+      </w:r>
+      <w:proofErr w:type="spellEnd"/>
+      <w:r>
+        <w:t xml:space="preserve"> = </w:t>
+      </w:r>
+      <w:proofErr w:type="spellStart"/>
+      <w:r>
+        <w:t>root.val</w:t>
+      </w:r>
+      <w:proofErr w:type="spellEnd"/>
+      <w:r>
+        <w:t>;</w:t>
+      </w:r>
+    </w:p>
+    <w:p>
+      <w:r>
+        <w:t xml:space="preserve">        </w:t>
+      </w:r>
+    </w:p>
+    <w:p>
+      <w:r>
+        <w:t xml:space="preserve">        </w:t>
+      </w:r>
+      <w:proofErr w:type="spellStart"/>
+      <w:r>
+        <w:t>inOrder</w:t>
+      </w:r>
+      <w:proofErr w:type="spellEnd"/>
+      <w:r>
+        <w:t>(</w:t>
+      </w:r>
+      <w:proofErr w:type="spellStart"/>
+      <w:r>
+        <w:t>root.right</w:t>
+      </w:r>
+      <w:proofErr w:type="spellEnd"/>
+      <w:r>
+        <w:t>);</w:t>
+      </w:r>
+    </w:p>
+    <w:p>
+      <w:r>
+        <w:t>    }</w:t>
+      </w:r>
+    </w:p>
+    <w:p>
+      <w:r>
+        <w:t xml:space="preserve">    public int </w:t>
+      </w:r>
+      <w:proofErr w:type="spellStart"/>
+      <w:r>
+        <w:t>getMinimumDifference</w:t>
+      </w:r>
+      <w:proofErr w:type="spellEnd"/>
+      <w:r>
+        <w:t>(</w:t>
+      </w:r>
+      <w:proofErr w:type="spellStart"/>
+      <w:r>
+        <w:t>TreeNode</w:t>
+      </w:r>
+      <w:proofErr w:type="spellEnd"/>
+      <w:r>
+        <w:t xml:space="preserve"> root) {</w:t>
+      </w:r>
+    </w:p>
+    <w:p>
+      <w:r>
+        <w:t xml:space="preserve">        </w:t>
+      </w:r>
+      <w:proofErr w:type="spellStart"/>
+      <w:r>
+        <w:t>inOrder</w:t>
+      </w:r>
+      <w:proofErr w:type="spellEnd"/>
+      <w:r>
+        <w:t>(root);</w:t>
+      </w:r>
+    </w:p>
+    <w:p>
+      <w:r>
+        <w:t xml:space="preserve">        </w:t>
+      </w:r>
+    </w:p>
+    <w:p>
+      <w:r>
+        <w:t xml:space="preserve">        return </w:t>
+      </w:r>
+      <w:proofErr w:type="spellStart"/>
+      <w:r>
+        <w:t>ans</w:t>
+      </w:r>
+      <w:proofErr w:type="spellEnd"/>
+      <w:r>
+        <w:t>;</w:t>
+      </w:r>
+    </w:p>
+    <w:p>
+      <w:r>
+        <w:t>        }</w:t>
+      </w:r>
+    </w:p>
+    <w:p>
+      <w:r>
+        <w:t>}</w:t>
+      </w:r>
+    </w:p>
+    <w:p/>
+    <w:p>
+      <w:pPr>
+        <w:rPr>
+          <w:b/>
+          <w:bCs/>
+        </w:rPr>
+      </w:pPr>
+      <w:r>
+        <w:rPr>
+          <w:b/>
+          <w:bCs/>
+        </w:rPr>
+        <w:lastRenderedPageBreak/>
+        <w:t>LC#501 FIND MODE IN BST</w:t>
+      </w:r>
+    </w:p>
+    <w:p>
+      <w:pPr>
+        <w:rPr>
+          <w:b/>
+          <w:bCs/>
+        </w:rPr>
+      </w:pPr>
+      <w:r>
+        <w:rPr>
+          <w:b/>
+          <w:bCs/>
+        </w:rPr>
+        <w:t>Given the root of a binary search tree (BST) with duplicates, return </w:t>
+      </w:r>
+      <w:r>
+        <w:rPr>
+          <w:b/>
+          <w:bCs/>
+          <w:i/>
+          <w:iCs/>
+        </w:rPr>
+        <w:t>all the </w:t>
+      </w:r>
+      <w:hyperlink r:id="rId13" w:tgtFrame="_blank" w:history="1">
+        <w:r>
+          <w:rPr>
+            <w:rStyle w:val="Hyperlink"/>
+            <w:b/>
+            <w:bCs/>
+            <w:i/>
+            <w:iCs/>
+          </w:rPr>
+          <w:t>mode(s)</w:t>
+        </w:r>
+      </w:hyperlink>
+      <w:r>
+        <w:rPr>
+          <w:b/>
+          <w:bCs/>
+          <w:i/>
+          <w:iCs/>
+        </w:rPr>
+        <w:t> (i.e., the most frequently occurred element) in it</w:t>
+      </w:r>
+      <w:r>
+        <w:rPr>
+          <w:b/>
+          <w:bCs/>
+        </w:rPr>
+        <w:t>.</w:t>
+      </w:r>
+    </w:p>
+    <w:p>
+      <w:pPr>
+        <w:rPr>
+          <w:b/>
+          <w:bCs/>
+        </w:rPr>
+      </w:pPr>
+      <w:r>
+        <w:rPr>
+          <w:b/>
+          <w:bCs/>
+        </w:rPr>
+        <w:t>If the tree has more than one mode, return them in any order.</w:t>
+      </w:r>
+    </w:p>
+    <w:p>
+      <w:pPr>
+        <w:rPr>
+          <w:b/>
+          <w:bCs/>
+        </w:rPr>
+      </w:pPr>
+      <w:r>
+        <w:rPr>
+          <w:b/>
+          <w:bCs/>
+        </w:rPr>
+        <w:t>Assume a BST is defined as follows:</w:t>
+      </w:r>
+    </w:p>
+    <w:p>
+      <w:pPr>
+        <w:numPr>
+          <w:ilvl w:val="0"/>
+          <w:numId w:val="6"/>
+        </w:numPr>
+        <w:rPr>
+          <w:b/>
+          <w:bCs/>
+        </w:rPr>
+      </w:pPr>
+      <w:r>
+        <w:rPr>
+          <w:b/>
+          <w:bCs/>
+        </w:rPr>
+        <w:t>The left subtree of a node contains only nodes with keys less than or equal to the node's key.</w:t>
+      </w:r>
+    </w:p>
+    <w:p>
+      <w:pPr>
+        <w:numPr>
+          <w:ilvl w:val="0"/>
+          <w:numId w:val="6"/>
+        </w:numPr>
+        <w:rPr>
+          <w:b/>
+          <w:bCs/>
+        </w:rPr>
+      </w:pPr>
+      <w:r>
+        <w:rPr>
+          <w:b/>
+          <w:bCs/>
+        </w:rPr>
+        <w:t>The right subtree of a node contains only nodes with keys greater than or equal to the node's key.</w:t>
+      </w:r>
+    </w:p>
+    <w:p>
+      <w:pPr>
+        <w:numPr>
+          <w:ilvl w:val="0"/>
+          <w:numId w:val="6"/>
+        </w:numPr>
+        <w:rPr>
+          <w:b/>
+          <w:bCs/>
+        </w:rPr>
+      </w:pPr>
+      <w:r>
+        <w:rPr>
+          <w:b/>
+          <w:bCs/>
+        </w:rPr>
+        <w:t>Both the left and right subtrees must also be binary search trees.</w:t>
+      </w:r>
+    </w:p>
+    <w:p>
+      <w:pPr>
+        <w:rPr>
+          <w:b/>
+          <w:bCs/>
+        </w:rPr>
+      </w:pPr>
+      <w:r>
+        <w:rPr>
+          <w:b/>
+          <w:bCs/>
+        </w:rPr>
+        <w:t> </w:t>
+      </w:r>
+    </w:p>
+    <w:p>
+      <w:pPr>
+        <w:rPr>
+          <w:b/>
+          <w:bCs/>
+        </w:rPr>
+      </w:pPr>
+      <w:r>
+        <w:rPr>
+          <w:b/>
+          <w:bCs/>
+        </w:rPr>
+        <w:t>Example 1:</w:t>
+      </w:r>
+    </w:p>
+    <w:p>
+      <w:pPr>
+        <w:rPr>
+          <w:b/>
+          <w:bCs/>
+        </w:rPr>
+      </w:pPr>
+      <w:r>
+        <w:rPr>
+          <w:b/>
+          <w:bCs/>
+        </w:rPr>
+        <w:drawing>
+          <wp:inline distT="0" distB="0" distL="0" distR="0" wp14:anchorId="4E9E8F8D" wp14:editId="03C5192E">
+            <wp:extent cx="1352550" cy="2114550"/>
+            <wp:effectExtent l="0" t="0" r="0" b="0"/>
+            <wp:docPr id="1156800592" name="Picture 20"/>
+            <wp:cNvGraphicFramePr>
+              <a:graphicFrameLocks xmlns:a="http://schemas.openxmlformats.org/drawingml/2006/main" noChangeAspect="1"/>
+            </wp:cNvGraphicFramePr>
+            <a:graphic xmlns:a="http://schemas.openxmlformats.org/drawingml/2006/main">
+              <a:graphicData uri="http://schemas.openxmlformats.org/drawingml/2006/picture">
+                <pic:pic xmlns:pic="http://schemas.openxmlformats.org/drawingml/2006/picture">
+                  <pic:nvPicPr>
+                    <pic:cNvPr id="0" name="Picture 75"/>
+                    <pic:cNvPicPr>
+                      <a:picLocks noChangeAspect="1" noChangeArrowheads="1"/>
+                    </pic:cNvPicPr>
+                  </pic:nvPicPr>
+                  <pic:blipFill>
+                    <a:blip r:embed="rId14">
+                      <a:extLst>
+                        <a:ext uri="{28A0092B-C50C-407E-A947-70E740481C1C}">
+                          <a14:useLocalDpi xmlns:a14="http://schemas.microsoft.com/office/drawing/2010/main" val="0"/>
+                        </a:ext>
+                      </a:extLst>
+                    </a:blip>
+                    <a:srcRect/>
+                    <a:stretch>
+                      <a:fillRect/>
+                    </a:stretch>
+                  </pic:blipFill>
+                  <pic:spPr bwMode="auto">
+                    <a:xfrm>
+                      <a:off x="0" y="0"/>
+                      <a:ext cx="1352550" cy="2114550"/>
+                    </a:xfrm>
+                    <a:prstGeom prst="rect">
+                      <a:avLst/>
+                    </a:prstGeom>
+                    <a:noFill/>
+                    <a:ln>
+                      <a:noFill/>
+                    </a:ln>
+                  </pic:spPr>
+                </pic:pic>
+              </a:graphicData>
+            </a:graphic>
+          </wp:inline>
+        </w:drawing>
+      </w:r>
+    </w:p>
+    <w:p>
+      <w:pPr>
+        <w:rPr>
+          <w:b/>
+          <w:bCs/>
+        </w:rPr>
+      </w:pPr>
+      <w:r>
+        <w:rPr>
+          <w:b/>
+          <w:bCs/>
+        </w:rPr>
+        <w:t>Input: root = [1,null,2,2]</w:t>
+      </w:r>
+    </w:p>
+    <w:p>
+      <w:pPr>
+        <w:rPr>
+          <w:b/>
+          <w:bCs/>
+        </w:rPr>
+      </w:pPr>
+      <w:r>
+        <w:rPr>
+          <w:b/>
+          <w:bCs/>
+        </w:rPr>
+        <w:t>Output: [2]</w:t>
+      </w:r>
+    </w:p>
+    <w:p>
+      <w:pPr>
+        <w:rPr>
+          <w:b/>
+          <w:bCs/>
+        </w:rPr>
+      </w:pPr>
+      <w:r>
+        <w:rPr>
+          <w:b/>
+          <w:bCs/>
+        </w:rPr>
+        <w:t>Example 2:</w:t>
+      </w:r>
+    </w:p>
+    <w:p>
+      <w:pPr>
+        <w:rPr>
+          <w:b/>
+          <w:bCs/>
+        </w:rPr>
+      </w:pPr>
+      <w:r>
+        <w:rPr>
+          <w:b/>
+          <w:bCs/>
+        </w:rPr>
+        <w:t>Input: root = [0]</w:t>
+      </w:r>
+    </w:p>
+    <w:p>
+      <w:pPr>
+        <w:rPr>
+          <w:b/>
+          <w:bCs/>
+        </w:rPr>
+      </w:pPr>
+      <w:r>
+        <w:rPr>
+          <w:b/>
+          <w:bCs/>
+        </w:rPr>
+        <w:t>Output: [0]</w:t>
+      </w:r>
+    </w:p>
+    <w:p>
+      <w:pPr>
+        <w:rPr>
+          <w:b/>
+          <w:bCs/>
+        </w:rPr>
+      </w:pPr>
+      <w:r>
+        <w:rPr>
+          <w:b/>
+          <w:bCs/>
+        </w:rPr>
+        <w:t> </w:t>
+      </w:r>
+    </w:p>
+    <w:p>
+      <w:pPr>
+        <w:rPr>
+          <w:b/>
+          <w:bCs/>
+        </w:rPr>
+      </w:pPr>
+      <w:r>
+        <w:rPr>
+          <w:b/>
+          <w:bCs/>
+        </w:rPr>
+        <w:t>APP:</w:t>
+      </w:r>
+    </w:p>
+    <w:p>
+      <w:pPr>
+        <w:rPr>
+          <w:b/>
+          <w:bCs/>
+        </w:rPr>
+      </w:pPr>
+      <w:r>
+        <w:rPr>
+          <w:b/>
+          <w:bCs/>
+        </w:rPr>
+        <w:t xml:space="preserve">-&gt;since </w:t>
+      </w:r>
+      <w:proofErr w:type="spellStart"/>
+      <w:r>
+        <w:rPr>
+          <w:b/>
+          <w:bCs/>
+        </w:rPr>
+        <w:t>inorder</w:t>
+      </w:r>
+      <w:proofErr w:type="spellEnd"/>
+      <w:r>
+        <w:rPr>
+          <w:b/>
+          <w:bCs/>
+        </w:rPr>
+        <w:t xml:space="preserve"> </w:t>
+      </w:r>
+      <w:proofErr w:type="spellStart"/>
+      <w:r>
+        <w:rPr>
+          <w:b/>
+          <w:bCs/>
+        </w:rPr>
+        <w:t>bst</w:t>
+      </w:r>
+      <w:proofErr w:type="spellEnd"/>
+      <w:r>
+        <w:rPr>
+          <w:b/>
+          <w:bCs/>
+        </w:rPr>
+        <w:t xml:space="preserve"> is sorted if dup means it will occur consecutively so track the count </w:t>
+      </w:r>
+    </w:p>
+    <w:p>
+      <w:pPr>
+        <w:rPr>
+          <w:b/>
+          <w:bCs/>
+        </w:rPr>
+      </w:pPr>
+      <w:r>
+        <w:rPr>
+          <w:b/>
+          <w:bCs/>
+        </w:rPr>
+        <w:t>-&gt;if count&gt;</w:t>
+      </w:r>
+      <w:proofErr w:type="spellStart"/>
+      <w:r>
+        <w:rPr>
+          <w:b/>
+          <w:bCs/>
+        </w:rPr>
+        <w:t>currMax</w:t>
+      </w:r>
+      <w:proofErr w:type="spellEnd"/>
+      <w:r>
+        <w:rPr>
+          <w:b/>
+          <w:bCs/>
+        </w:rPr>
+        <w:t xml:space="preserve"> update </w:t>
+      </w:r>
+      <w:proofErr w:type="spellStart"/>
+      <w:r>
+        <w:rPr>
+          <w:b/>
+          <w:bCs/>
+        </w:rPr>
+        <w:t>currMax</w:t>
+      </w:r>
+      <w:proofErr w:type="spellEnd"/>
+      <w:r>
+        <w:rPr>
+          <w:b/>
+          <w:bCs/>
+        </w:rPr>
+        <w:t xml:space="preserve"> and add the respective value and return </w:t>
+      </w:r>
+    </w:p>
+    <w:p>
+      <w:pPr>
+        <w:rPr>
+          <w:b/>
+          <w:bCs/>
+        </w:rPr>
+      </w:pPr>
+    </w:p>
+    <w:p>
+      <w:r>
+        <w:lastRenderedPageBreak/>
+        <w:t>CODE :</w:t>
+      </w:r>
+    </w:p>
+    <w:p>
+      <w:r>
+        <w:t>class Solution {</w:t>
+      </w:r>
+    </w:p>
+    <w:p/>
+    <w:p>
+      <w:r>
+        <w:t xml:space="preserve">    Integer </w:t>
+      </w:r>
+      <w:proofErr w:type="spellStart"/>
+      <w:r>
+        <w:t>prev</w:t>
+      </w:r>
+      <w:proofErr w:type="spellEnd"/>
+      <w:r>
+        <w:t xml:space="preserve"> = null;</w:t>
+      </w:r>
+    </w:p>
+    <w:p>
+      <w:r>
+        <w:t>    int count = 0;</w:t>
+      </w:r>
+    </w:p>
+    <w:p>
+      <w:r>
+        <w:t>    int max = 0;</w:t>
+      </w:r>
+    </w:p>
+    <w:p>
+      <w:r>
+        <w:t xml:space="preserve">    List&lt;Integer&gt; res = new </w:t>
+      </w:r>
+      <w:proofErr w:type="spellStart"/>
+      <w:r>
+        <w:t>ArrayList</w:t>
+      </w:r>
+      <w:proofErr w:type="spellEnd"/>
+      <w:r>
+        <w:t>&lt;&gt;();</w:t>
+      </w:r>
+    </w:p>
+    <w:p>
+      <w:r>
+        <w:t xml:space="preserve">    void </w:t>
+      </w:r>
+      <w:proofErr w:type="spellStart"/>
+      <w:r>
+        <w:t>inorder</w:t>
+      </w:r>
+      <w:proofErr w:type="spellEnd"/>
+      <w:r>
+        <w:t>(</w:t>
+      </w:r>
+      <w:proofErr w:type="spellStart"/>
+      <w:r>
+        <w:t>TreeNode</w:t>
+      </w:r>
+      <w:proofErr w:type="spellEnd"/>
+      <w:r>
+        <w:t xml:space="preserve"> root)</w:t>
+      </w:r>
+    </w:p>
+    <w:p>
+      <w:r>
+        <w:t>    {</w:t>
+      </w:r>
+    </w:p>
+    <w:p>
+      <w:r>
+        <w:t>        if(root == null)</w:t>
+      </w:r>
+    </w:p>
+    <w:p>
+      <w:r>
+        <w:t>            return;</w:t>
+      </w:r>
+    </w:p>
+    <w:p>
+      <w:r>
+        <w:t xml:space="preserve">        </w:t>
+      </w:r>
+      <w:proofErr w:type="spellStart"/>
+      <w:r>
+        <w:t>inorder</w:t>
+      </w:r>
+      <w:proofErr w:type="spellEnd"/>
+      <w:r>
+        <w:t>(</w:t>
+      </w:r>
+      <w:proofErr w:type="spellStart"/>
+      <w:r>
+        <w:t>root.left</w:t>
+      </w:r>
+      <w:proofErr w:type="spellEnd"/>
+      <w:r>
+        <w:t>);</w:t>
+      </w:r>
+    </w:p>
+    <w:p>
+      <w:r>
+        <w:t>        if(</w:t>
+      </w:r>
+      <w:proofErr w:type="spellStart"/>
+      <w:r>
+        <w:t>prev</w:t>
+      </w:r>
+      <w:proofErr w:type="spellEnd"/>
+      <w:r>
+        <w:t xml:space="preserve"> == null || </w:t>
+      </w:r>
+      <w:proofErr w:type="spellStart"/>
+      <w:r>
+        <w:t>prev</w:t>
+      </w:r>
+      <w:proofErr w:type="spellEnd"/>
+      <w:r>
+        <w:t xml:space="preserve"> != </w:t>
+      </w:r>
+      <w:proofErr w:type="spellStart"/>
+      <w:r>
+        <w:t>root.val</w:t>
+      </w:r>
+      <w:proofErr w:type="spellEnd"/>
+      <w:r>
+        <w:t>)</w:t>
+      </w:r>
+    </w:p>
+    <w:p>
+      <w:r>
+        <w:t>            count = 1;</w:t>
+      </w:r>
+    </w:p>
+    <w:p>
+      <w:r>
+        <w:t>        else</w:t>
+      </w:r>
+    </w:p>
+    <w:p>
+      <w:r>
+        <w:t>            count++;</w:t>
+      </w:r>
+    </w:p>
+    <w:p/>
+    <w:p>
+      <w:r>
+        <w:t>        if(count &gt; max)</w:t>
+      </w:r>
+    </w:p>
+    <w:p>
+      <w:r>
+        <w:t>        {</w:t>
+      </w:r>
+    </w:p>
+    <w:p>
+      <w:r>
+        <w:t>            max = count;</w:t>
+      </w:r>
+    </w:p>
+    <w:p>
+      <w:r>
+        <w:t xml:space="preserve">            </w:t>
+      </w:r>
+      <w:proofErr w:type="spellStart"/>
+      <w:r>
+        <w:t>res.clear</w:t>
+      </w:r>
+      <w:proofErr w:type="spellEnd"/>
+      <w:r>
+        <w:t>();</w:t>
+      </w:r>
+    </w:p>
+    <w:p>
+      <w:r>
+        <w:t xml:space="preserve">            </w:t>
+      </w:r>
+      <w:proofErr w:type="spellStart"/>
+      <w:r>
+        <w:t>res.add</w:t>
+      </w:r>
+      <w:proofErr w:type="spellEnd"/>
+      <w:r>
+        <w:t>(</w:t>
+      </w:r>
+      <w:proofErr w:type="spellStart"/>
+      <w:r>
+        <w:t>root.val</w:t>
+      </w:r>
+      <w:proofErr w:type="spellEnd"/>
+      <w:r>
+        <w:t>);</w:t>
+      </w:r>
+    </w:p>
+    <w:p>
+      <w:r>
+        <w:t>        }</w:t>
+      </w:r>
+    </w:p>
+    <w:p>
+      <w:r>
+        <w:t>        else if(count == max)</w:t>
+      </w:r>
+    </w:p>
+    <w:p>
+      <w:r>
+        <w:t xml:space="preserve">            </w:t>
+      </w:r>
+      <w:proofErr w:type="spellStart"/>
+      <w:r>
+        <w:t>res.add</w:t>
+      </w:r>
+      <w:proofErr w:type="spellEnd"/>
+      <w:r>
+        <w:t>(</w:t>
+      </w:r>
+      <w:proofErr w:type="spellStart"/>
+      <w:r>
+        <w:t>root.val</w:t>
+      </w:r>
+      <w:proofErr w:type="spellEnd"/>
+      <w:r>
+        <w:t>);</w:t>
+      </w:r>
+    </w:p>
+    <w:p>
+      <w:r>
+        <w:t xml:space="preserve">        </w:t>
+      </w:r>
+      <w:proofErr w:type="spellStart"/>
+      <w:r>
+        <w:t>prev</w:t>
+      </w:r>
+      <w:proofErr w:type="spellEnd"/>
+      <w:r>
+        <w:t xml:space="preserve"> = </w:t>
+      </w:r>
+      <w:proofErr w:type="spellStart"/>
+      <w:r>
+        <w:t>root.val</w:t>
+      </w:r>
+      <w:proofErr w:type="spellEnd"/>
+      <w:r>
+        <w:t>;</w:t>
+      </w:r>
+    </w:p>
+    <w:p>
+      <w:r>
+        <w:t xml:space="preserve">        </w:t>
+      </w:r>
+      <w:proofErr w:type="spellStart"/>
+      <w:r>
+        <w:t>inorder</w:t>
+      </w:r>
+      <w:proofErr w:type="spellEnd"/>
+      <w:r>
+        <w:t>(</w:t>
+      </w:r>
+      <w:proofErr w:type="spellStart"/>
+      <w:r>
+        <w:t>root.right</w:t>
+      </w:r>
+      <w:proofErr w:type="spellEnd"/>
+      <w:r>
+        <w:t>);</w:t>
+      </w:r>
+    </w:p>
+    <w:p>
+      <w:r>
+        <w:t>    }</w:t>
+      </w:r>
+    </w:p>
+    <w:p/>
+    <w:p>
+      <w:r>
+        <w:t xml:space="preserve">    public int[] </w:t>
+      </w:r>
+      <w:proofErr w:type="spellStart"/>
+      <w:r>
+        <w:t>findMode</w:t>
+      </w:r>
+      <w:proofErr w:type="spellEnd"/>
+      <w:r>
+        <w:t>(</w:t>
+      </w:r>
+      <w:proofErr w:type="spellStart"/>
+      <w:r>
+        <w:t>TreeNode</w:t>
+      </w:r>
+      <w:proofErr w:type="spellEnd"/>
+      <w:r>
+        <w:t xml:space="preserve"> root) {</w:t>
+      </w:r>
+    </w:p>
+    <w:p>
+      <w:r>
+        <w:t xml:space="preserve">        </w:t>
+      </w:r>
+      <w:proofErr w:type="spellStart"/>
+      <w:r>
+        <w:t>inorder</w:t>
+      </w:r>
+      <w:proofErr w:type="spellEnd"/>
+      <w:r>
+        <w:t>(root);</w:t>
+      </w:r>
+    </w:p>
+    <w:p>
+      <w:r>
+        <w:t xml:space="preserve">        int </w:t>
+      </w:r>
+      <w:proofErr w:type="spellStart"/>
+      <w:r>
+        <w:t>arr</w:t>
+      </w:r>
+      <w:proofErr w:type="spellEnd"/>
+      <w:r>
+        <w:t>[] = new int[</w:t>
+      </w:r>
+      <w:proofErr w:type="spellStart"/>
+      <w:r>
+        <w:t>res.size</w:t>
+      </w:r>
+      <w:proofErr w:type="spellEnd"/>
+      <w:r>
+        <w:t>()];</w:t>
+      </w:r>
+    </w:p>
+    <w:p/>
+    <w:p>
+      <w:r>
+        <w:t xml:space="preserve">        for(int </w:t>
+      </w:r>
+      <w:proofErr w:type="spellStart"/>
+      <w:r>
+        <w:t>i</w:t>
+      </w:r>
+      <w:proofErr w:type="spellEnd"/>
+      <w:r>
+        <w:t xml:space="preserve"> = 0; </w:t>
+      </w:r>
+      <w:proofErr w:type="spellStart"/>
+      <w:r>
+        <w:t>i</w:t>
+      </w:r>
+      <w:proofErr w:type="spellEnd"/>
+      <w:r>
+        <w:t xml:space="preserve"> &lt; </w:t>
+      </w:r>
+      <w:proofErr w:type="spellStart"/>
+      <w:r>
+        <w:t>res.size</w:t>
+      </w:r>
+      <w:proofErr w:type="spellEnd"/>
+      <w:r>
+        <w:t xml:space="preserve">(); </w:t>
+      </w:r>
+      <w:proofErr w:type="spellStart"/>
+      <w:r>
+        <w:t>i</w:t>
+      </w:r>
+      <w:proofErr w:type="spellEnd"/>
+      <w:r>
+        <w:t>++)</w:t>
+      </w:r>
+    </w:p>
+    <w:p>
+      <w:r>
+        <w:t xml:space="preserve">            </w:t>
+      </w:r>
+      <w:proofErr w:type="spellStart"/>
+      <w:r>
+        <w:t>arr</w:t>
+      </w:r>
+      <w:proofErr w:type="spellEnd"/>
+      <w:r>
+        <w:t>[</w:t>
+      </w:r>
+      <w:proofErr w:type="spellStart"/>
+      <w:r>
+        <w:t>i</w:t>
+      </w:r>
+      <w:proofErr w:type="spellEnd"/>
+      <w:r>
+        <w:t xml:space="preserve">] = </w:t>
+      </w:r>
+      <w:proofErr w:type="spellStart"/>
+      <w:r>
+        <w:t>res.get</w:t>
+      </w:r>
+      <w:proofErr w:type="spellEnd"/>
+      <w:r>
+        <w:t>(</w:t>
+      </w:r>
+      <w:proofErr w:type="spellStart"/>
+      <w:r>
+        <w:t>i</w:t>
+      </w:r>
+      <w:proofErr w:type="spellEnd"/>
+      <w:r>
+        <w:t>);</w:t>
+      </w:r>
+    </w:p>
+    <w:p/>
+    <w:p>
+      <w:r>
+        <w:t xml:space="preserve">        return </w:t>
+      </w:r>
+      <w:proofErr w:type="spellStart"/>
+      <w:r>
+        <w:t>arr</w:t>
+      </w:r>
+      <w:proofErr w:type="spellEnd"/>
+      <w:r>
+        <w:t>;</w:t>
+      </w:r>
+    </w:p>
+    <w:p>
+      <w:r>
+        <w:t>    }</w:t>
+      </w:r>
+    </w:p>
+    <w:p>
+      <w:r>
+        <w:t>}</w:t>
+      </w:r>
+    </w:p>
+    <w:p/>
     <w:sectPr>
       <w:pgSz w:w="11906" w:h="16838"/>
       <w:pgMar w:top="1440" w:right="1440" w:bottom="1440" w:left="1440" w:header="708" w:footer="708" w:gutter="0"/>
@@ -577,6 +5492,923 @@
     </w:sectPr>
   </w:body>
 </w:document>
+</file>
+
+<file path=word/numbering.xml><?xml version="1.0" encoding="utf-8"?>
+<w:numbering xmlns:wpc="http://schemas.microsoft.com/office/word/2010/wordprocessingCanvas" xmlns:cx="http://schemas.microsoft.com/office/drawing/2014/chartex" xmlns:cx1="http://schemas.microsoft.com/office/drawing/2015/9/8/chartex" xmlns:cx2="http://schemas.microsoft.com/office/drawing/2015/10/21/chartex" xmlns:cx3="http://schemas.microsoft.com/office/drawing/2016/5/9/chartex" xmlns:cx4="http://schemas.microsoft.com/office/drawing/2016/5/10/chartex" xmlns:cx5="http://schemas.microsoft.com/office/drawing/2016/5/11/chartex" xmlns:cx6="http://schemas.microsoft.com/office/drawing/2016/5/12/chartex" xmlns:cx7="http://schemas.microsoft.com/office/drawing/2016/5/13/chartex" xmlns:cx8="http://schemas.microsoft.com/office/drawing/2016/5/14/chartex" xmlns:mc="http://schemas.openxmlformats.org/markup-compatibility/2006" xmlns:aink="http://schemas.microsoft.com/office/drawing/2016/ink" xmlns:am3d="http://schemas.microsoft.com/office/drawing/2017/model3d" xmlns:o="urn:schemas-microsoft-com:office:office" xmlns:oel="http://schemas.microsoft.com/office/2019/extlst" xmlns:r="http://schemas.openxmlformats.org/officeDocument/2006/relationships" xmlns:m="http://schemas.openxmlformats.org/officeDocument/2006/math" xmlns:v="urn:schemas-microsoft-com:vml" xmlns:wp14="http://schemas.microsoft.com/office/word/2010/wordprocessingDrawing" xmlns:wp="http://schemas.openxmlformats.org/drawingml/2006/wordprocessingDrawing" xmlns:w10="urn:schemas-microsoft-com:office:word" xmlns:w="http://schemas.openxmlformats.org/wordprocessingml/2006/main" xmlns:w14="http://schemas.microsoft.com/office/word/2010/wordml" xmlns:w15="http://schemas.microsoft.com/office/word/2012/wordml" xmlns:w16cex="http://schemas.microsoft.com/office/word/2018/wordml/cex" xmlns:w16cid="http://schemas.microsoft.com/office/word/2016/wordml/cid" xmlns:w16="http://schemas.microsoft.com/office/word/2018/wordml" xmlns:w16du="http://schemas.microsoft.com/office/word/2023/wordml/word16du" xmlns:w16sdtdh="http://schemas.microsoft.com/office/word/2020/wordml/sdtdatahash" xmlns:w16sdtfl="http://schemas.microsoft.com/office/word/2024/wordml/sdtformatlock" xmlns:w16se="http://schemas.microsoft.com/office/word/2015/wordml/symex" xmlns:wpg="http://schemas.microsoft.com/office/word/2010/wordprocessingGroup" xmlns:wpi="http://schemas.microsoft.com/office/word/2010/wordprocessingInk" xmlns:wne="http://schemas.microsoft.com/office/word/2006/wordml" xmlns:wps="http://schemas.microsoft.com/office/word/2010/wordprocessingShape" mc:Ignorable="w14 w15 w16se w16cid w16 w16cex w16sdtdh w16sdtfl w16du wp14">
+  <w:abstractNum w:abstractNumId="0" w15:restartNumberingAfterBreak="0">
+    <w:nsid w:val="15EE79DA"/>
+    <w:multiLevelType w:val="multilevel"/>
+    <w:tmpl w:val="0A76D42A"/>
+    <w:lvl w:ilvl="0">
+      <w:start w:val="1"/>
+      <w:numFmt w:val="bullet"/>
+      <w:lvlText w:val=""/>
+      <w:lvlJc w:val="left"/>
+      <w:pPr>
+        <w:tabs>
+          <w:tab w:val="num" w:pos="720"/>
+        </w:tabs>
+        <w:ind w:left="720" w:hanging="360"/>
+      </w:pPr>
+      <w:rPr>
+        <w:rFonts w:ascii="Symbol" w:hAnsi="Symbol" w:hint="default"/>
+        <w:sz w:val="20"/>
+      </w:rPr>
+    </w:lvl>
+    <w:lvl w:ilvl="1" w:tentative="1">
+      <w:start w:val="1"/>
+      <w:numFmt w:val="bullet"/>
+      <w:lvlText w:val=""/>
+      <w:lvlJc w:val="left"/>
+      <w:pPr>
+        <w:tabs>
+          <w:tab w:val="num" w:pos="1440"/>
+        </w:tabs>
+        <w:ind w:left="1440" w:hanging="360"/>
+      </w:pPr>
+      <w:rPr>
+        <w:rFonts w:ascii="Symbol" w:hAnsi="Symbol" w:hint="default"/>
+        <w:sz w:val="20"/>
+      </w:rPr>
+    </w:lvl>
+    <w:lvl w:ilvl="2" w:tentative="1">
+      <w:start w:val="1"/>
+      <w:numFmt w:val="bullet"/>
+      <w:lvlText w:val=""/>
+      <w:lvlJc w:val="left"/>
+      <w:pPr>
+        <w:tabs>
+          <w:tab w:val="num" w:pos="2160"/>
+        </w:tabs>
+        <w:ind w:left="2160" w:hanging="360"/>
+      </w:pPr>
+      <w:rPr>
+        <w:rFonts w:ascii="Symbol" w:hAnsi="Symbol" w:hint="default"/>
+        <w:sz w:val="20"/>
+      </w:rPr>
+    </w:lvl>
+    <w:lvl w:ilvl="3" w:tentative="1">
+      <w:start w:val="1"/>
+      <w:numFmt w:val="bullet"/>
+      <w:lvlText w:val=""/>
+      <w:lvlJc w:val="left"/>
+      <w:pPr>
+        <w:tabs>
+          <w:tab w:val="num" w:pos="2880"/>
+        </w:tabs>
+        <w:ind w:left="2880" w:hanging="360"/>
+      </w:pPr>
+      <w:rPr>
+        <w:rFonts w:ascii="Symbol" w:hAnsi="Symbol" w:hint="default"/>
+        <w:sz w:val="20"/>
+      </w:rPr>
+    </w:lvl>
+    <w:lvl w:ilvl="4" w:tentative="1">
+      <w:start w:val="1"/>
+      <w:numFmt w:val="bullet"/>
+      <w:lvlText w:val=""/>
+      <w:lvlJc w:val="left"/>
+      <w:pPr>
+        <w:tabs>
+          <w:tab w:val="num" w:pos="3600"/>
+        </w:tabs>
+        <w:ind w:left="3600" w:hanging="360"/>
+      </w:pPr>
+      <w:rPr>
+        <w:rFonts w:ascii="Symbol" w:hAnsi="Symbol" w:hint="default"/>
+        <w:sz w:val="20"/>
+      </w:rPr>
+    </w:lvl>
+    <w:lvl w:ilvl="5" w:tentative="1">
+      <w:start w:val="1"/>
+      <w:numFmt w:val="bullet"/>
+      <w:lvlText w:val=""/>
+      <w:lvlJc w:val="left"/>
+      <w:pPr>
+        <w:tabs>
+          <w:tab w:val="num" w:pos="4320"/>
+        </w:tabs>
+        <w:ind w:left="4320" w:hanging="360"/>
+      </w:pPr>
+      <w:rPr>
+        <w:rFonts w:ascii="Symbol" w:hAnsi="Symbol" w:hint="default"/>
+        <w:sz w:val="20"/>
+      </w:rPr>
+    </w:lvl>
+    <w:lvl w:ilvl="6" w:tentative="1">
+      <w:start w:val="1"/>
+      <w:numFmt w:val="bullet"/>
+      <w:lvlText w:val=""/>
+      <w:lvlJc w:val="left"/>
+      <w:pPr>
+        <w:tabs>
+          <w:tab w:val="num" w:pos="5040"/>
+        </w:tabs>
+        <w:ind w:left="5040" w:hanging="360"/>
+      </w:pPr>
+      <w:rPr>
+        <w:rFonts w:ascii="Symbol" w:hAnsi="Symbol" w:hint="default"/>
+        <w:sz w:val="20"/>
+      </w:rPr>
+    </w:lvl>
+    <w:lvl w:ilvl="7" w:tentative="1">
+      <w:start w:val="1"/>
+      <w:numFmt w:val="bullet"/>
+      <w:lvlText w:val=""/>
+      <w:lvlJc w:val="left"/>
+      <w:pPr>
+        <w:tabs>
+          <w:tab w:val="num" w:pos="5760"/>
+        </w:tabs>
+        <w:ind w:left="5760" w:hanging="360"/>
+      </w:pPr>
+      <w:rPr>
+        <w:rFonts w:ascii="Symbol" w:hAnsi="Symbol" w:hint="default"/>
+        <w:sz w:val="20"/>
+      </w:rPr>
+    </w:lvl>
+    <w:lvl w:ilvl="8" w:tentative="1">
+      <w:start w:val="1"/>
+      <w:numFmt w:val="bullet"/>
+      <w:lvlText w:val=""/>
+      <w:lvlJc w:val="left"/>
+      <w:pPr>
+        <w:tabs>
+          <w:tab w:val="num" w:pos="6480"/>
+        </w:tabs>
+        <w:ind w:left="6480" w:hanging="360"/>
+      </w:pPr>
+      <w:rPr>
+        <w:rFonts w:ascii="Symbol" w:hAnsi="Symbol" w:hint="default"/>
+        <w:sz w:val="20"/>
+      </w:rPr>
+    </w:lvl>
+  </w:abstractNum>
+  <w:abstractNum w:abstractNumId="1" w15:restartNumberingAfterBreak="0">
+    <w:nsid w:val="4B1E0503"/>
+    <w:multiLevelType w:val="multilevel"/>
+    <w:tmpl w:val="E33025EA"/>
+    <w:lvl w:ilvl="0">
+      <w:start w:val="1"/>
+      <w:numFmt w:val="bullet"/>
+      <w:lvlText w:val=""/>
+      <w:lvlJc w:val="left"/>
+      <w:pPr>
+        <w:tabs>
+          <w:tab w:val="num" w:pos="720"/>
+        </w:tabs>
+        <w:ind w:left="720" w:hanging="360"/>
+      </w:pPr>
+      <w:rPr>
+        <w:rFonts w:ascii="Symbol" w:hAnsi="Symbol" w:hint="default"/>
+        <w:sz w:val="20"/>
+      </w:rPr>
+    </w:lvl>
+    <w:lvl w:ilvl="1" w:tentative="1">
+      <w:start w:val="1"/>
+      <w:numFmt w:val="bullet"/>
+      <w:lvlText w:val=""/>
+      <w:lvlJc w:val="left"/>
+      <w:pPr>
+        <w:tabs>
+          <w:tab w:val="num" w:pos="1440"/>
+        </w:tabs>
+        <w:ind w:left="1440" w:hanging="360"/>
+      </w:pPr>
+      <w:rPr>
+        <w:rFonts w:ascii="Symbol" w:hAnsi="Symbol" w:hint="default"/>
+        <w:sz w:val="20"/>
+      </w:rPr>
+    </w:lvl>
+    <w:lvl w:ilvl="2" w:tentative="1">
+      <w:start w:val="1"/>
+      <w:numFmt w:val="bullet"/>
+      <w:lvlText w:val=""/>
+      <w:lvlJc w:val="left"/>
+      <w:pPr>
+        <w:tabs>
+          <w:tab w:val="num" w:pos="2160"/>
+        </w:tabs>
+        <w:ind w:left="2160" w:hanging="360"/>
+      </w:pPr>
+      <w:rPr>
+        <w:rFonts w:ascii="Symbol" w:hAnsi="Symbol" w:hint="default"/>
+        <w:sz w:val="20"/>
+      </w:rPr>
+    </w:lvl>
+    <w:lvl w:ilvl="3" w:tentative="1">
+      <w:start w:val="1"/>
+      <w:numFmt w:val="bullet"/>
+      <w:lvlText w:val=""/>
+      <w:lvlJc w:val="left"/>
+      <w:pPr>
+        <w:tabs>
+          <w:tab w:val="num" w:pos="2880"/>
+        </w:tabs>
+        <w:ind w:left="2880" w:hanging="360"/>
+      </w:pPr>
+      <w:rPr>
+        <w:rFonts w:ascii="Symbol" w:hAnsi="Symbol" w:hint="default"/>
+        <w:sz w:val="20"/>
+      </w:rPr>
+    </w:lvl>
+    <w:lvl w:ilvl="4" w:tentative="1">
+      <w:start w:val="1"/>
+      <w:numFmt w:val="bullet"/>
+      <w:lvlText w:val=""/>
+      <w:lvlJc w:val="left"/>
+      <w:pPr>
+        <w:tabs>
+          <w:tab w:val="num" w:pos="3600"/>
+        </w:tabs>
+        <w:ind w:left="3600" w:hanging="360"/>
+      </w:pPr>
+      <w:rPr>
+        <w:rFonts w:ascii="Symbol" w:hAnsi="Symbol" w:hint="default"/>
+        <w:sz w:val="20"/>
+      </w:rPr>
+    </w:lvl>
+    <w:lvl w:ilvl="5" w:tentative="1">
+      <w:start w:val="1"/>
+      <w:numFmt w:val="bullet"/>
+      <w:lvlText w:val=""/>
+      <w:lvlJc w:val="left"/>
+      <w:pPr>
+        <w:tabs>
+          <w:tab w:val="num" w:pos="4320"/>
+        </w:tabs>
+        <w:ind w:left="4320" w:hanging="360"/>
+      </w:pPr>
+      <w:rPr>
+        <w:rFonts w:ascii="Symbol" w:hAnsi="Symbol" w:hint="default"/>
+        <w:sz w:val="20"/>
+      </w:rPr>
+    </w:lvl>
+    <w:lvl w:ilvl="6" w:tentative="1">
+      <w:start w:val="1"/>
+      <w:numFmt w:val="bullet"/>
+      <w:lvlText w:val=""/>
+      <w:lvlJc w:val="left"/>
+      <w:pPr>
+        <w:tabs>
+          <w:tab w:val="num" w:pos="5040"/>
+        </w:tabs>
+        <w:ind w:left="5040" w:hanging="360"/>
+      </w:pPr>
+      <w:rPr>
+        <w:rFonts w:ascii="Symbol" w:hAnsi="Symbol" w:hint="default"/>
+        <w:sz w:val="20"/>
+      </w:rPr>
+    </w:lvl>
+    <w:lvl w:ilvl="7" w:tentative="1">
+      <w:start w:val="1"/>
+      <w:numFmt w:val="bullet"/>
+      <w:lvlText w:val=""/>
+      <w:lvlJc w:val="left"/>
+      <w:pPr>
+        <w:tabs>
+          <w:tab w:val="num" w:pos="5760"/>
+        </w:tabs>
+        <w:ind w:left="5760" w:hanging="360"/>
+      </w:pPr>
+      <w:rPr>
+        <w:rFonts w:ascii="Symbol" w:hAnsi="Symbol" w:hint="default"/>
+        <w:sz w:val="20"/>
+      </w:rPr>
+    </w:lvl>
+    <w:lvl w:ilvl="8" w:tentative="1">
+      <w:start w:val="1"/>
+      <w:numFmt w:val="bullet"/>
+      <w:lvlText w:val=""/>
+      <w:lvlJc w:val="left"/>
+      <w:pPr>
+        <w:tabs>
+          <w:tab w:val="num" w:pos="6480"/>
+        </w:tabs>
+        <w:ind w:left="6480" w:hanging="360"/>
+      </w:pPr>
+      <w:rPr>
+        <w:rFonts w:ascii="Symbol" w:hAnsi="Symbol" w:hint="default"/>
+        <w:sz w:val="20"/>
+      </w:rPr>
+    </w:lvl>
+  </w:abstractNum>
+  <w:abstractNum w:abstractNumId="2" w15:restartNumberingAfterBreak="0">
+    <w:nsid w:val="581E3BB7"/>
+    <w:multiLevelType w:val="multilevel"/>
+    <w:tmpl w:val="231C2D16"/>
+    <w:lvl w:ilvl="0">
+      <w:start w:val="1"/>
+      <w:numFmt w:val="bullet"/>
+      <w:lvlText w:val=""/>
+      <w:lvlJc w:val="left"/>
+      <w:pPr>
+        <w:tabs>
+          <w:tab w:val="num" w:pos="720"/>
+        </w:tabs>
+        <w:ind w:left="720" w:hanging="360"/>
+      </w:pPr>
+      <w:rPr>
+        <w:rFonts w:ascii="Symbol" w:hAnsi="Symbol" w:hint="default"/>
+        <w:sz w:val="20"/>
+      </w:rPr>
+    </w:lvl>
+    <w:lvl w:ilvl="1" w:tentative="1">
+      <w:start w:val="1"/>
+      <w:numFmt w:val="bullet"/>
+      <w:lvlText w:val=""/>
+      <w:lvlJc w:val="left"/>
+      <w:pPr>
+        <w:tabs>
+          <w:tab w:val="num" w:pos="1440"/>
+        </w:tabs>
+        <w:ind w:left="1440" w:hanging="360"/>
+      </w:pPr>
+      <w:rPr>
+        <w:rFonts w:ascii="Symbol" w:hAnsi="Symbol" w:hint="default"/>
+        <w:sz w:val="20"/>
+      </w:rPr>
+    </w:lvl>
+    <w:lvl w:ilvl="2" w:tentative="1">
+      <w:start w:val="1"/>
+      <w:numFmt w:val="bullet"/>
+      <w:lvlText w:val=""/>
+      <w:lvlJc w:val="left"/>
+      <w:pPr>
+        <w:tabs>
+          <w:tab w:val="num" w:pos="2160"/>
+        </w:tabs>
+        <w:ind w:left="2160" w:hanging="360"/>
+      </w:pPr>
+      <w:rPr>
+        <w:rFonts w:ascii="Symbol" w:hAnsi="Symbol" w:hint="default"/>
+        <w:sz w:val="20"/>
+      </w:rPr>
+    </w:lvl>
+    <w:lvl w:ilvl="3" w:tentative="1">
+      <w:start w:val="1"/>
+      <w:numFmt w:val="bullet"/>
+      <w:lvlText w:val=""/>
+      <w:lvlJc w:val="left"/>
+      <w:pPr>
+        <w:tabs>
+          <w:tab w:val="num" w:pos="2880"/>
+        </w:tabs>
+        <w:ind w:left="2880" w:hanging="360"/>
+      </w:pPr>
+      <w:rPr>
+        <w:rFonts w:ascii="Symbol" w:hAnsi="Symbol" w:hint="default"/>
+        <w:sz w:val="20"/>
+      </w:rPr>
+    </w:lvl>
+    <w:lvl w:ilvl="4" w:tentative="1">
+      <w:start w:val="1"/>
+      <w:numFmt w:val="bullet"/>
+      <w:lvlText w:val=""/>
+      <w:lvlJc w:val="left"/>
+      <w:pPr>
+        <w:tabs>
+          <w:tab w:val="num" w:pos="3600"/>
+        </w:tabs>
+        <w:ind w:left="3600" w:hanging="360"/>
+      </w:pPr>
+      <w:rPr>
+        <w:rFonts w:ascii="Symbol" w:hAnsi="Symbol" w:hint="default"/>
+        <w:sz w:val="20"/>
+      </w:rPr>
+    </w:lvl>
+    <w:lvl w:ilvl="5" w:tentative="1">
+      <w:start w:val="1"/>
+      <w:numFmt w:val="bullet"/>
+      <w:lvlText w:val=""/>
+      <w:lvlJc w:val="left"/>
+      <w:pPr>
+        <w:tabs>
+          <w:tab w:val="num" w:pos="4320"/>
+        </w:tabs>
+        <w:ind w:left="4320" w:hanging="360"/>
+      </w:pPr>
+      <w:rPr>
+        <w:rFonts w:ascii="Symbol" w:hAnsi="Symbol" w:hint="default"/>
+        <w:sz w:val="20"/>
+      </w:rPr>
+    </w:lvl>
+    <w:lvl w:ilvl="6" w:tentative="1">
+      <w:start w:val="1"/>
+      <w:numFmt w:val="bullet"/>
+      <w:lvlText w:val=""/>
+      <w:lvlJc w:val="left"/>
+      <w:pPr>
+        <w:tabs>
+          <w:tab w:val="num" w:pos="5040"/>
+        </w:tabs>
+        <w:ind w:left="5040" w:hanging="360"/>
+      </w:pPr>
+      <w:rPr>
+        <w:rFonts w:ascii="Symbol" w:hAnsi="Symbol" w:hint="default"/>
+        <w:sz w:val="20"/>
+      </w:rPr>
+    </w:lvl>
+    <w:lvl w:ilvl="7" w:tentative="1">
+      <w:start w:val="1"/>
+      <w:numFmt w:val="bullet"/>
+      <w:lvlText w:val=""/>
+      <w:lvlJc w:val="left"/>
+      <w:pPr>
+        <w:tabs>
+          <w:tab w:val="num" w:pos="5760"/>
+        </w:tabs>
+        <w:ind w:left="5760" w:hanging="360"/>
+      </w:pPr>
+      <w:rPr>
+        <w:rFonts w:ascii="Symbol" w:hAnsi="Symbol" w:hint="default"/>
+        <w:sz w:val="20"/>
+      </w:rPr>
+    </w:lvl>
+    <w:lvl w:ilvl="8" w:tentative="1">
+      <w:start w:val="1"/>
+      <w:numFmt w:val="bullet"/>
+      <w:lvlText w:val=""/>
+      <w:lvlJc w:val="left"/>
+      <w:pPr>
+        <w:tabs>
+          <w:tab w:val="num" w:pos="6480"/>
+        </w:tabs>
+        <w:ind w:left="6480" w:hanging="360"/>
+      </w:pPr>
+      <w:rPr>
+        <w:rFonts w:ascii="Symbol" w:hAnsi="Symbol" w:hint="default"/>
+        <w:sz w:val="20"/>
+      </w:rPr>
+    </w:lvl>
+  </w:abstractNum>
+  <w:abstractNum w:abstractNumId="3" w15:restartNumberingAfterBreak="0">
+    <w:nsid w:val="5A606E1D"/>
+    <w:multiLevelType w:val="multilevel"/>
+    <w:tmpl w:val="6038CE66"/>
+    <w:lvl w:ilvl="0">
+      <w:start w:val="1"/>
+      <w:numFmt w:val="bullet"/>
+      <w:lvlText w:val=""/>
+      <w:lvlJc w:val="left"/>
+      <w:pPr>
+        <w:tabs>
+          <w:tab w:val="num" w:pos="720"/>
+        </w:tabs>
+        <w:ind w:left="720" w:hanging="360"/>
+      </w:pPr>
+      <w:rPr>
+        <w:rFonts w:ascii="Symbol" w:hAnsi="Symbol" w:hint="default"/>
+        <w:sz w:val="20"/>
+      </w:rPr>
+    </w:lvl>
+    <w:lvl w:ilvl="1" w:tentative="1">
+      <w:start w:val="1"/>
+      <w:numFmt w:val="bullet"/>
+      <w:lvlText w:val=""/>
+      <w:lvlJc w:val="left"/>
+      <w:pPr>
+        <w:tabs>
+          <w:tab w:val="num" w:pos="1440"/>
+        </w:tabs>
+        <w:ind w:left="1440" w:hanging="360"/>
+      </w:pPr>
+      <w:rPr>
+        <w:rFonts w:ascii="Symbol" w:hAnsi="Symbol" w:hint="default"/>
+        <w:sz w:val="20"/>
+      </w:rPr>
+    </w:lvl>
+    <w:lvl w:ilvl="2" w:tentative="1">
+      <w:start w:val="1"/>
+      <w:numFmt w:val="bullet"/>
+      <w:lvlText w:val=""/>
+      <w:lvlJc w:val="left"/>
+      <w:pPr>
+        <w:tabs>
+          <w:tab w:val="num" w:pos="2160"/>
+        </w:tabs>
+        <w:ind w:left="2160" w:hanging="360"/>
+      </w:pPr>
+      <w:rPr>
+        <w:rFonts w:ascii="Symbol" w:hAnsi="Symbol" w:hint="default"/>
+        <w:sz w:val="20"/>
+      </w:rPr>
+    </w:lvl>
+    <w:lvl w:ilvl="3" w:tentative="1">
+      <w:start w:val="1"/>
+      <w:numFmt w:val="bullet"/>
+      <w:lvlText w:val=""/>
+      <w:lvlJc w:val="left"/>
+      <w:pPr>
+        <w:tabs>
+          <w:tab w:val="num" w:pos="2880"/>
+        </w:tabs>
+        <w:ind w:left="2880" w:hanging="360"/>
+      </w:pPr>
+      <w:rPr>
+        <w:rFonts w:ascii="Symbol" w:hAnsi="Symbol" w:hint="default"/>
+        <w:sz w:val="20"/>
+      </w:rPr>
+    </w:lvl>
+    <w:lvl w:ilvl="4" w:tentative="1">
+      <w:start w:val="1"/>
+      <w:numFmt w:val="bullet"/>
+      <w:lvlText w:val=""/>
+      <w:lvlJc w:val="left"/>
+      <w:pPr>
+        <w:tabs>
+          <w:tab w:val="num" w:pos="3600"/>
+        </w:tabs>
+        <w:ind w:left="3600" w:hanging="360"/>
+      </w:pPr>
+      <w:rPr>
+        <w:rFonts w:ascii="Symbol" w:hAnsi="Symbol" w:hint="default"/>
+        <w:sz w:val="20"/>
+      </w:rPr>
+    </w:lvl>
+    <w:lvl w:ilvl="5" w:tentative="1">
+      <w:start w:val="1"/>
+      <w:numFmt w:val="bullet"/>
+      <w:lvlText w:val=""/>
+      <w:lvlJc w:val="left"/>
+      <w:pPr>
+        <w:tabs>
+          <w:tab w:val="num" w:pos="4320"/>
+        </w:tabs>
+        <w:ind w:left="4320" w:hanging="360"/>
+      </w:pPr>
+      <w:rPr>
+        <w:rFonts w:ascii="Symbol" w:hAnsi="Symbol" w:hint="default"/>
+        <w:sz w:val="20"/>
+      </w:rPr>
+    </w:lvl>
+    <w:lvl w:ilvl="6" w:tentative="1">
+      <w:start w:val="1"/>
+      <w:numFmt w:val="bullet"/>
+      <w:lvlText w:val=""/>
+      <w:lvlJc w:val="left"/>
+      <w:pPr>
+        <w:tabs>
+          <w:tab w:val="num" w:pos="5040"/>
+        </w:tabs>
+        <w:ind w:left="5040" w:hanging="360"/>
+      </w:pPr>
+      <w:rPr>
+        <w:rFonts w:ascii="Symbol" w:hAnsi="Symbol" w:hint="default"/>
+        <w:sz w:val="20"/>
+      </w:rPr>
+    </w:lvl>
+    <w:lvl w:ilvl="7" w:tentative="1">
+      <w:start w:val="1"/>
+      <w:numFmt w:val="bullet"/>
+      <w:lvlText w:val=""/>
+      <w:lvlJc w:val="left"/>
+      <w:pPr>
+        <w:tabs>
+          <w:tab w:val="num" w:pos="5760"/>
+        </w:tabs>
+        <w:ind w:left="5760" w:hanging="360"/>
+      </w:pPr>
+      <w:rPr>
+        <w:rFonts w:ascii="Symbol" w:hAnsi="Symbol" w:hint="default"/>
+        <w:sz w:val="20"/>
+      </w:rPr>
+    </w:lvl>
+    <w:lvl w:ilvl="8" w:tentative="1">
+      <w:start w:val="1"/>
+      <w:numFmt w:val="bullet"/>
+      <w:lvlText w:val=""/>
+      <w:lvlJc w:val="left"/>
+      <w:pPr>
+        <w:tabs>
+          <w:tab w:val="num" w:pos="6480"/>
+        </w:tabs>
+        <w:ind w:left="6480" w:hanging="360"/>
+      </w:pPr>
+      <w:rPr>
+        <w:rFonts w:ascii="Symbol" w:hAnsi="Symbol" w:hint="default"/>
+        <w:sz w:val="20"/>
+      </w:rPr>
+    </w:lvl>
+  </w:abstractNum>
+  <w:abstractNum w:abstractNumId="4" w15:restartNumberingAfterBreak="0">
+    <w:nsid w:val="61390730"/>
+    <w:multiLevelType w:val="multilevel"/>
+    <w:tmpl w:val="FAC05FAE"/>
+    <w:lvl w:ilvl="0">
+      <w:start w:val="1"/>
+      <w:numFmt w:val="bullet"/>
+      <w:lvlText w:val=""/>
+      <w:lvlJc w:val="left"/>
+      <w:pPr>
+        <w:tabs>
+          <w:tab w:val="num" w:pos="720"/>
+        </w:tabs>
+        <w:ind w:left="720" w:hanging="360"/>
+      </w:pPr>
+      <w:rPr>
+        <w:rFonts w:ascii="Symbol" w:hAnsi="Symbol" w:hint="default"/>
+        <w:sz w:val="20"/>
+      </w:rPr>
+    </w:lvl>
+    <w:lvl w:ilvl="1" w:tentative="1">
+      <w:start w:val="1"/>
+      <w:numFmt w:val="bullet"/>
+      <w:lvlText w:val=""/>
+      <w:lvlJc w:val="left"/>
+      <w:pPr>
+        <w:tabs>
+          <w:tab w:val="num" w:pos="1440"/>
+        </w:tabs>
+        <w:ind w:left="1440" w:hanging="360"/>
+      </w:pPr>
+      <w:rPr>
+        <w:rFonts w:ascii="Symbol" w:hAnsi="Symbol" w:hint="default"/>
+        <w:sz w:val="20"/>
+      </w:rPr>
+    </w:lvl>
+    <w:lvl w:ilvl="2" w:tentative="1">
+      <w:start w:val="1"/>
+      <w:numFmt w:val="bullet"/>
+      <w:lvlText w:val=""/>
+      <w:lvlJc w:val="left"/>
+      <w:pPr>
+        <w:tabs>
+          <w:tab w:val="num" w:pos="2160"/>
+        </w:tabs>
+        <w:ind w:left="2160" w:hanging="360"/>
+      </w:pPr>
+      <w:rPr>
+        <w:rFonts w:ascii="Symbol" w:hAnsi="Symbol" w:hint="default"/>
+        <w:sz w:val="20"/>
+      </w:rPr>
+    </w:lvl>
+    <w:lvl w:ilvl="3" w:tentative="1">
+      <w:start w:val="1"/>
+      <w:numFmt w:val="bullet"/>
+      <w:lvlText w:val=""/>
+      <w:lvlJc w:val="left"/>
+      <w:pPr>
+        <w:tabs>
+          <w:tab w:val="num" w:pos="2880"/>
+        </w:tabs>
+        <w:ind w:left="2880" w:hanging="360"/>
+      </w:pPr>
+      <w:rPr>
+        <w:rFonts w:ascii="Symbol" w:hAnsi="Symbol" w:hint="default"/>
+        <w:sz w:val="20"/>
+      </w:rPr>
+    </w:lvl>
+    <w:lvl w:ilvl="4" w:tentative="1">
+      <w:start w:val="1"/>
+      <w:numFmt w:val="bullet"/>
+      <w:lvlText w:val=""/>
+      <w:lvlJc w:val="left"/>
+      <w:pPr>
+        <w:tabs>
+          <w:tab w:val="num" w:pos="3600"/>
+        </w:tabs>
+        <w:ind w:left="3600" w:hanging="360"/>
+      </w:pPr>
+      <w:rPr>
+        <w:rFonts w:ascii="Symbol" w:hAnsi="Symbol" w:hint="default"/>
+        <w:sz w:val="20"/>
+      </w:rPr>
+    </w:lvl>
+    <w:lvl w:ilvl="5" w:tentative="1">
+      <w:start w:val="1"/>
+      <w:numFmt w:val="bullet"/>
+      <w:lvlText w:val=""/>
+      <w:lvlJc w:val="left"/>
+      <w:pPr>
+        <w:tabs>
+          <w:tab w:val="num" w:pos="4320"/>
+        </w:tabs>
+        <w:ind w:left="4320" w:hanging="360"/>
+      </w:pPr>
+      <w:rPr>
+        <w:rFonts w:ascii="Symbol" w:hAnsi="Symbol" w:hint="default"/>
+        <w:sz w:val="20"/>
+      </w:rPr>
+    </w:lvl>
+    <w:lvl w:ilvl="6" w:tentative="1">
+      <w:start w:val="1"/>
+      <w:numFmt w:val="bullet"/>
+      <w:lvlText w:val=""/>
+      <w:lvlJc w:val="left"/>
+      <w:pPr>
+        <w:tabs>
+          <w:tab w:val="num" w:pos="5040"/>
+        </w:tabs>
+        <w:ind w:left="5040" w:hanging="360"/>
+      </w:pPr>
+      <w:rPr>
+        <w:rFonts w:ascii="Symbol" w:hAnsi="Symbol" w:hint="default"/>
+        <w:sz w:val="20"/>
+      </w:rPr>
+    </w:lvl>
+    <w:lvl w:ilvl="7" w:tentative="1">
+      <w:start w:val="1"/>
+      <w:numFmt w:val="bullet"/>
+      <w:lvlText w:val=""/>
+      <w:lvlJc w:val="left"/>
+      <w:pPr>
+        <w:tabs>
+          <w:tab w:val="num" w:pos="5760"/>
+        </w:tabs>
+        <w:ind w:left="5760" w:hanging="360"/>
+      </w:pPr>
+      <w:rPr>
+        <w:rFonts w:ascii="Symbol" w:hAnsi="Symbol" w:hint="default"/>
+        <w:sz w:val="20"/>
+      </w:rPr>
+    </w:lvl>
+    <w:lvl w:ilvl="8" w:tentative="1">
+      <w:start w:val="1"/>
+      <w:numFmt w:val="bullet"/>
+      <w:lvlText w:val=""/>
+      <w:lvlJc w:val="left"/>
+      <w:pPr>
+        <w:tabs>
+          <w:tab w:val="num" w:pos="6480"/>
+        </w:tabs>
+        <w:ind w:left="6480" w:hanging="360"/>
+      </w:pPr>
+      <w:rPr>
+        <w:rFonts w:ascii="Symbol" w:hAnsi="Symbol" w:hint="default"/>
+        <w:sz w:val="20"/>
+      </w:rPr>
+    </w:lvl>
+  </w:abstractNum>
+  <w:abstractNum w:abstractNumId="5" w15:restartNumberingAfterBreak="0">
+    <w:nsid w:val="664D7672"/>
+    <w:multiLevelType w:val="multilevel"/>
+    <w:tmpl w:val="811229D4"/>
+    <w:lvl w:ilvl="0">
+      <w:start w:val="1"/>
+      <w:numFmt w:val="bullet"/>
+      <w:lvlText w:val=""/>
+      <w:lvlJc w:val="left"/>
+      <w:pPr>
+        <w:tabs>
+          <w:tab w:val="num" w:pos="720"/>
+        </w:tabs>
+        <w:ind w:left="720" w:hanging="360"/>
+      </w:pPr>
+      <w:rPr>
+        <w:rFonts w:ascii="Symbol" w:hAnsi="Symbol" w:hint="default"/>
+        <w:sz w:val="20"/>
+      </w:rPr>
+    </w:lvl>
+    <w:lvl w:ilvl="1" w:tentative="1">
+      <w:start w:val="1"/>
+      <w:numFmt w:val="bullet"/>
+      <w:lvlText w:val=""/>
+      <w:lvlJc w:val="left"/>
+      <w:pPr>
+        <w:tabs>
+          <w:tab w:val="num" w:pos="1440"/>
+        </w:tabs>
+        <w:ind w:left="1440" w:hanging="360"/>
+      </w:pPr>
+      <w:rPr>
+        <w:rFonts w:ascii="Symbol" w:hAnsi="Symbol" w:hint="default"/>
+        <w:sz w:val="20"/>
+      </w:rPr>
+    </w:lvl>
+    <w:lvl w:ilvl="2" w:tentative="1">
+      <w:start w:val="1"/>
+      <w:numFmt w:val="bullet"/>
+      <w:lvlText w:val=""/>
+      <w:lvlJc w:val="left"/>
+      <w:pPr>
+        <w:tabs>
+          <w:tab w:val="num" w:pos="2160"/>
+        </w:tabs>
+        <w:ind w:left="2160" w:hanging="360"/>
+      </w:pPr>
+      <w:rPr>
+        <w:rFonts w:ascii="Symbol" w:hAnsi="Symbol" w:hint="default"/>
+        <w:sz w:val="20"/>
+      </w:rPr>
+    </w:lvl>
+    <w:lvl w:ilvl="3" w:tentative="1">
+      <w:start w:val="1"/>
+      <w:numFmt w:val="bullet"/>
+      <w:lvlText w:val=""/>
+      <w:lvlJc w:val="left"/>
+      <w:pPr>
+        <w:tabs>
+          <w:tab w:val="num" w:pos="2880"/>
+        </w:tabs>
+        <w:ind w:left="2880" w:hanging="360"/>
+      </w:pPr>
+      <w:rPr>
+        <w:rFonts w:ascii="Symbol" w:hAnsi="Symbol" w:hint="default"/>
+        <w:sz w:val="20"/>
+      </w:rPr>
+    </w:lvl>
+    <w:lvl w:ilvl="4" w:tentative="1">
+      <w:start w:val="1"/>
+      <w:numFmt w:val="bullet"/>
+      <w:lvlText w:val=""/>
+      <w:lvlJc w:val="left"/>
+      <w:pPr>
+        <w:tabs>
+          <w:tab w:val="num" w:pos="3600"/>
+        </w:tabs>
+        <w:ind w:left="3600" w:hanging="360"/>
+      </w:pPr>
+      <w:rPr>
+        <w:rFonts w:ascii="Symbol" w:hAnsi="Symbol" w:hint="default"/>
+        <w:sz w:val="20"/>
+      </w:rPr>
+    </w:lvl>
+    <w:lvl w:ilvl="5" w:tentative="1">
+      <w:start w:val="1"/>
+      <w:numFmt w:val="bullet"/>
+      <w:lvlText w:val=""/>
+      <w:lvlJc w:val="left"/>
+      <w:pPr>
+        <w:tabs>
+          <w:tab w:val="num" w:pos="4320"/>
+        </w:tabs>
+        <w:ind w:left="4320" w:hanging="360"/>
+      </w:pPr>
+      <w:rPr>
+        <w:rFonts w:ascii="Symbol" w:hAnsi="Symbol" w:hint="default"/>
+        <w:sz w:val="20"/>
+      </w:rPr>
+    </w:lvl>
+    <w:lvl w:ilvl="6" w:tentative="1">
+      <w:start w:val="1"/>
+      <w:numFmt w:val="bullet"/>
+      <w:lvlText w:val=""/>
+      <w:lvlJc w:val="left"/>
+      <w:pPr>
+        <w:tabs>
+          <w:tab w:val="num" w:pos="5040"/>
+        </w:tabs>
+        <w:ind w:left="5040" w:hanging="360"/>
+      </w:pPr>
+      <w:rPr>
+        <w:rFonts w:ascii="Symbol" w:hAnsi="Symbol" w:hint="default"/>
+        <w:sz w:val="20"/>
+      </w:rPr>
+    </w:lvl>
+    <w:lvl w:ilvl="7" w:tentative="1">
+      <w:start w:val="1"/>
+      <w:numFmt w:val="bullet"/>
+      <w:lvlText w:val=""/>
+      <w:lvlJc w:val="left"/>
+      <w:pPr>
+        <w:tabs>
+          <w:tab w:val="num" w:pos="5760"/>
+        </w:tabs>
+        <w:ind w:left="5760" w:hanging="360"/>
+      </w:pPr>
+      <w:rPr>
+        <w:rFonts w:ascii="Symbol" w:hAnsi="Symbol" w:hint="default"/>
+        <w:sz w:val="20"/>
+      </w:rPr>
+    </w:lvl>
+    <w:lvl w:ilvl="8" w:tentative="1">
+      <w:start w:val="1"/>
+      <w:numFmt w:val="bullet"/>
+      <w:lvlText w:val=""/>
+      <w:lvlJc w:val="left"/>
+      <w:pPr>
+        <w:tabs>
+          <w:tab w:val="num" w:pos="6480"/>
+        </w:tabs>
+        <w:ind w:left="6480" w:hanging="360"/>
+      </w:pPr>
+      <w:rPr>
+        <w:rFonts w:ascii="Symbol" w:hAnsi="Symbol" w:hint="default"/>
+        <w:sz w:val="20"/>
+      </w:rPr>
+    </w:lvl>
+  </w:abstractNum>
+  <w:num w:numId="1" w16cid:durableId="113643865">
+    <w:abstractNumId w:val="0"/>
+  </w:num>
+  <w:num w:numId="2" w16cid:durableId="2073961642">
+    <w:abstractNumId w:val="5"/>
+  </w:num>
+  <w:num w:numId="3" w16cid:durableId="408892921">
+    <w:abstractNumId w:val="2"/>
+  </w:num>
+  <w:num w:numId="4" w16cid:durableId="2126998585">
+    <w:abstractNumId w:val="1"/>
+  </w:num>
+  <w:num w:numId="5" w16cid:durableId="2134592608">
+    <w:abstractNumId w:val="4"/>
+  </w:num>
+  <w:num w:numId="6" w16cid:durableId="1827891915">
+    <w:abstractNumId w:val="3"/>
+  </w:num>
+</w:numbering>
 </file>
 
 <file path=word/styles.xml><?xml version="1.0" encoding="utf-8"?>
@@ -1495,6 +7327,29 @@
       <w:spacing w:val="5"/>
     </w:rPr>
   </w:style>
+  <w:style w:type="character" w:styleId="Hyperlink">
+    <w:name w:val="Hyperlink"/>
+    <w:basedOn w:val="DefaultParagraphFont"/>
+    <w:uiPriority w:val="99"/>
+    <w:unhideWhenUsed/>
+    <w:rsid w:val="00190117"/>
+    <w:rPr>
+      <w:color w:val="0563C1" w:themeColor="hyperlink"/>
+      <w:u w:val="single"/>
+    </w:rPr>
+  </w:style>
+  <w:style w:type="character" w:styleId="UnresolvedMention">
+    <w:name w:val="Unresolved Mention"/>
+    <w:basedOn w:val="DefaultParagraphFont"/>
+    <w:uiPriority w:val="99"/>
+    <w:semiHidden/>
+    <w:unhideWhenUsed/>
+    <w:rsid w:val="00190117"/>
+    <w:rPr>
+      <w:color w:val="605E5C"/>
+      <w:shd w:val="clear" w:color="auto" w:fill="E1DFDD"/>
+    </w:rPr>
+  </w:style>
 </w:styles>
 </file>
 
